--- a/public/materialy/1L/6/Pro učitele/Plány hodin a metodika.docx
+++ b/public/materialy/1L/6/Pro učitele/Plány hodin a metodika.docx
@@ -3556,7 +3556,7 @@
               <w:rPr>
                 <w:sz w:val="19"/>
               </w:rPr>
-              <w:t>Předvyplň tabulku počtu barev; student doplní jen pozorování.</w:t>
+              <w:t>Předvyplň tabulku počtu barev; student doplní jen pozorování. Pozor na past: rozdíl velikostí mezi 24 a 8 bity je z velké části dílem komprese, ne hloubky. Proto studenti nejdřív počítají nekomprimovanou velikost (1600 × 1000 × 24 / 8 = 4 688 kB) a teprve pak porovnávají soubory. Obrázky hloubka_*.png jsou skutečně indexované, takže vlastnosti souboru ukážou 1, 4 a 8 bitů.</w:t>
             </w:r>
           </w:p>
         </w:tc>

--- a/public/materialy/1L/6/Pro učitele/Plány hodin a metodika.docx
+++ b/public/materialy/1L/6/Pro učitele/Plány hodin a metodika.docx
@@ -10338,6 +10338,151 @@
       <w:cols w:space="720"/>
       <w:docGrid w:linePitch="360"/>
     </w:sectPr>
+    <w:p>
+      <w:pPr>
+        <w:spacing w:after="80" w:before="0"/>
+      </w:pPr>
+      <w:r>
+        <w:rPr>
+          <w:b/>
+          <w:color w:val="5C6965"/>
+          <w:sz w:val="18"/>
+        </w:rPr>
+        <w:t>BONUS  •  PLÁN HODINY · 45 MINUT (NEPOVINNÁ)</w:t>
+      </w:r>
+    </w:p>
+    <w:p>
+      <w:pPr>
+        <w:spacing w:after="40" w:before="40"/>
+      </w:pPr>
+      <w:r>
+        <w:rPr>
+          <w:sz w:val="19"/>
+        </w:rPr>
+        <w:t>Co se do osmi hodin nevešlo: RGB a CMYK, ztrátová komprese zvuku, metadata fotografie.</w:t>
+      </w:r>
+    </w:p>
+    <w:p>
+      <w:pPr>
+        <w:spacing w:after="40" w:before="40"/>
+      </w:pPr>
+      <w:r>
+        <w:rPr>
+          <w:sz w:val="19"/>
+        </w:rPr>
+        <w:t>CÍL Student vysvětlí rozdíl mezi mícháním světla a barviva, doloží úsporu ztrátové komprese zvuku a najde ve fotografii metadata včetně polohy.</w:t>
+      </w:r>
+    </w:p>
+    <w:p>
+      <w:pPr>
+        <w:spacing w:after="40" w:before="40"/>
+      </w:pPr>
+      <w:r>
+        <w:rPr>
+          <w:sz w:val="19"/>
+        </w:rPr>
+        <w:t>Tahle hodina je NEPOVINNÁ a blok se bez ní nerozpadne. Dá se odučit vcelku, nebo rozdělit na tři patnáctiminutové vsuvky do hodin 2, 6 a 8.</w:t>
+      </w:r>
+    </w:p>
+    <w:p>
+      <w:pPr>
+        <w:spacing w:after="40" w:before="40"/>
+      </w:pPr>
+      <w:r>
+        <w:rPr>
+          <w:sz w:val="19"/>
+        </w:rPr>
+        <w:t>Digitální podklady: 10. Bonus – co se do osmi hodin nevešlo.txt, obrazky/michani_barev_rgb_cmy.png, obrazky/foto_s_exif.jpg, media/zvuk_44100Hz_AAC.m4a</w:t>
+      </w:r>
+    </w:p>
+    <w:p>
+      <w:pPr>
+        <w:spacing w:after="40" w:before="40"/>
+      </w:pPr>
+      <w:r>
+        <w:rPr>
+          <w:sz w:val="19"/>
+        </w:rPr>
+        <w:t>Minutový scénář: 0–15 část A (RGB a CMYK) · 15–30 část B (ztrátová komprese zvuku; sluchátka jsou i tady podmínka) · 30–45 část C (metadata fotografie).</w:t>
+      </w:r>
+    </w:p>
+    <w:p>
+      <w:pPr>
+        <w:spacing w:after="40" w:before="40"/>
+      </w:pPr>
+      <w:r>
+        <w:rPr>
+          <w:sz w:val="19"/>
+        </w:rPr>
+        <w:t>Očekávané závěry — RGB a CMYK: Displej barvy sčítá, papír je odčítá. Černá náplň je v tiskárně proto, že smíchané barvivo dá kalnou tmavou, ne čistou černou, a je to levnější. Sytě zelená z obrazovky je mimo dosah tisku.</w:t>
+      </w:r>
+    </w:p>
+    <w:p>
+      <w:pPr>
+        <w:spacing w:after="40" w:before="40"/>
+      </w:pPr>
+      <w:r>
+        <w:rPr>
+          <w:sz w:val="19"/>
+        </w:rPr>
+        <w:t>Očekávané závěry — zvuk: AAC je zde 16× menší než WAV. Ztrátová komprese zahazuje to, co posluchač pravděpodobně nezaslechne; u ostrých hran v obrázku stejný trik selhává, protože tam nese informaci každý pixel.</w:t>
+      </w:r>
+    </w:p>
+    <w:p>
+      <w:pPr>
+        <w:spacing w:after="40" w:before="40"/>
+      </w:pPr>
+      <w:r>
+        <w:rPr>
+          <w:sz w:val="19"/>
+        </w:rPr>
+        <w:t>Očekávané závěry — metadata: Snímek nese přístroj, datum a někdy polohu. Kreslený foto_original.png metadata nemá, protože vznikl programově. Poloha se dá v telefonu vypnout.</w:t>
+      </w:r>
+    </w:p>
+    <w:p>
+      <w:pPr>
+        <w:spacing w:after="40" w:before="40"/>
+      </w:pPr>
+      <w:r>
+        <w:rPr>
+          <w:sz w:val="19"/>
+        </w:rPr>
+        <w:t>Podpora: Část A zvládne každý; u části C rozdej postup, jak otevřít vlastnosti souboru na Windows i na macOS.</w:t>
+      </w:r>
+    </w:p>
+    <w:p>
+      <w:pPr>
+        <w:spacing w:after="40" w:before="40"/>
+      </w:pPr>
+      <w:r>
+        <w:rPr>
+          <w:sz w:val="19"/>
+        </w:rPr>
+        <w:t>Rozšíření: Student najde ve vlastní fotce z telefonu všechna metadata a napíše, která by před odesláním odstranil.</w:t>
+      </w:r>
+    </w:p>
+    <w:p>
+      <w:pPr>
+        <w:spacing w:after="40" w:before="40"/>
+      </w:pPr>
+      <w:r>
+        <w:rPr>
+          <w:sz w:val="19"/>
+        </w:rPr>
+        <w:t>Když technika selže: Části A a C fungují bez internetu i bez sluchátek. Bez sluchátek zadej jen porovnání velikostí souborů a vysvětlení principu.</w:t>
+      </w:r>
+    </w:p>
+    <w:p>
+      <w:pPr>
+        <w:spacing w:after="40" w:before="40"/>
+      </w:pPr>
+      <w:r>
+        <w:rPr>
+          <w:sz w:val="19"/>
+        </w:rPr>
+        <w:t>POZOR Metadata ve foto_s_exif.jpg jsou vymyšlená a zapsaná schválně, aby bylo co zkoumat. Fotografie je kreslená, není na ní nikdo skutečný a souřadnice neukazují na ničí bydliště.</w:t>
+      </w:r>
+    </w:p>
   </w:body>
 </w:document>
 </file>

--- a/public/materialy/1L/6/Pro učitele/Plány hodin a metodika.docx
+++ b/public/materialy/1L/6/Pro učitele/Plány hodin a metodika.docx
@@ -430,7 +430,7 @@
               <w:rPr>
                 <w:sz w:val="19"/>
               </w:rPr>
-              <w:t>laboratoř, modul 04 + obrazky/hloubka_*.png</w:t>
+              <w:t>laboratoř, modul 04 + Obrázky/hloubka_*.png</w:t>
             </w:r>
           </w:p>
         </w:tc>
@@ -594,7 +594,7 @@
               <w:rPr>
                 <w:sz w:val="19"/>
               </w:rPr>
-              <w:t>GIMP + obrazky/foto_original.png</w:t>
+              <w:t>GIMP + Obrázky/foto_original.png</w:t>
             </w:r>
           </w:p>
         </w:tc>
@@ -758,7 +758,7 @@
               <w:rPr>
                 <w:sz w:val="19"/>
               </w:rPr>
-              <w:t>laboratoř, modul 05 + media/ + 04. Parametry médií.csv</w:t>
+              <w:t>laboratoř, modul 05 + Média/ + 04. Parametry médií.csv</w:t>
             </w:r>
           </w:p>
         </w:tc>
@@ -840,7 +840,7 @@
               <w:rPr>
                 <w:sz w:val="19"/>
               </w:rPr>
-              <w:t>Canva + 08. Infografika v Canvě.txt + vystupy_k_posouzeni/</w:t>
+              <w:t>Canva + 08. Infografika v Canvě.txt + Výstupy k posouzení/</w:t>
             </w:r>
           </w:p>
         </w:tc>
@@ -986,7 +986,7 @@
           <w:color w:val="17211E"/>
           <w:sz w:val="21"/>
         </w:rPr>
-        <w:t>Nakopíruj celou složku 03 na sdílené místo. Soubor 01. Laboratoř grafiky.html musí zůstat vedle podsložek obrazky a media, jinak se ukázky nezobrazí.</w:t>
+        <w:t>Nakopíruj celou složku 03 na sdílené místo. Soubor 01. Laboratoř grafiky.html musí zůstat vedle podsložek Obrázky a Média, jinak se ukázky nezobrazí.</w:t>
       </w:r>
     </w:p>
     <w:p>
@@ -1000,7 +1000,7 @@
           <w:color w:val="17211E"/>
           <w:sz w:val="21"/>
         </w:rPr>
-        <w:t>Ověř, že se laboratoř otevře v prohlížeči a že jde přehrát wav a mp4 ze složky media.</w:t>
+        <w:t>Ověř, že se laboratoř otevře v prohlížeči a že jde přehrát wav a mp4 ze složky Média.</w:t>
       </w:r>
     </w:p>
     <w:p>
@@ -2648,7 +2648,7 @@
           <w:color w:val="17211E"/>
           <w:sz w:val="21"/>
         </w:rPr>
-        <w:t>01. Laboratoř grafiky.html (modul 04), obrazky/hloubka_*.png</w:t>
+        <w:t>01. Laboratoř grafiky.html (modul 04), Obrázky/hloubka_*.png</w:t>
       </w:r>
     </w:p>
     <w:p>
@@ -3449,7 +3449,7 @@
               <w:rPr>
                 <w:sz w:val="19"/>
               </w:rPr>
-              <w:t>Ukaž export_C1 ze složky vystupy_k_posouzeni.</w:t>
+              <w:t>Ukaž export_C1 ze složky Výstupy k posouzení.</w:t>
             </w:r>
           </w:p>
         </w:tc>
@@ -4850,7 +4850,7 @@
           <w:color w:val="17211E"/>
           <w:sz w:val="21"/>
         </w:rPr>
-        <w:t>GIMP, obrazky/foto_original.png, 05. Úprava obrázku v GIMPu.txt</w:t>
+        <w:t>GIMP, Obrázky/foto_original.png, 05. Úprava obrázku v GIMPu.txt</w:t>
       </w:r>
     </w:p>
     <w:p>
@@ -7052,7 +7052,7 @@
           <w:color w:val="17211E"/>
           <w:sz w:val="21"/>
         </w:rPr>
-        <w:t>01. Laboratoř grafiky.html (modul 05), media/, 04. Parametry médií.csv, 07. Zvuk a video.txt — SLUCHÁTKA JSOU PODMÍNKA, NE DOPORUČENÍ: rozdíl mezi 44 100 a 8 000 Hz na reproduktoru ve třídě po třiceti neuslyší nikdo. Když nejsou, pusť dvojici zvuků nahlas při tichu jen jako ukázku a část A veď přes velikosti souborů a tvar vlny v modulu 05; poslech si studenti dodělají doma.</w:t>
+        <w:t>01. Laboratoř grafiky.html (modul 05), Média/, 04. Parametry médií.csv, 07. Zvuk a video.txt — SLUCHÁTKA JSOU PODMÍNKA, NE DOPORUČENÍ: rozdíl mezi 44 100 a 8 000 Hz na reproduktoru ve třídě po třiceti neuslyší nikdo. Když nejsou, pusť dvojici zvuků nahlas při tichu jen jako ukázku a část A veď přes velikosti souborů a tvar vlny v modulu 05; poslech si studenti dodělají doma.</w:t>
       </w:r>
     </w:p>
     <w:p>
@@ -7496,7 +7496,7 @@
           <w:color w:val="17211E"/>
           <w:sz w:val="21"/>
         </w:rPr>
-        <w:t>Porovnej čtyři zvuky a čtyři videa ve složce media.</w:t>
+        <w:t>Porovnej čtyři zvuky a čtyři videa ve složce Média.</w:t>
       </w:r>
     </w:p>
     <w:p>
@@ -8153,7 +8153,7 @@
           <w:color w:val="17211E"/>
           <w:sz w:val="21"/>
         </w:rPr>
-        <w:t>Canva, 08. Infografika v Canvě.txt, vystupy_k_posouzeni/</w:t>
+        <w:t>Canva, 08. Infografika v Canvě.txt, Výstupy k posouzení/</w:t>
       </w:r>
     </w:p>
     <w:p>
@@ -10392,7 +10392,7 @@
         <w:rPr>
           <w:sz w:val="19"/>
         </w:rPr>
-        <w:t>Digitální podklady: 10. Bonus – co se do osmi hodin nevešlo.txt, obrazky/michani_barev_rgb_cmy.png, obrazky/foto_s_exif.jpg, media/zvuk_44100Hz_AAC.m4a</w:t>
+        <w:t>Digitální podklady: 10. Bonus – co se do osmi hodin nevešlo.txt, Obrázky/michani_barev_rgb_cmy.png, Obrázky/foto_s_exif.jpg, Média/zvuk_44100Hz_AAC.m4a</w:t>
       </w:r>
     </w:p>
     <w:p>

--- a/public/materialy/1L/6/Pro učitele/Plány hodin a metodika.docx
+++ b/public/materialy/1L/6/Pro učitele/Plány hodin a metodika.docx
@@ -348,7 +348,7 @@
               <w:rPr>
                 <w:sz w:val="19"/>
               </w:rPr>
-              <w:t>laboratoř, modul 01 + 03. Rastr a vektor.txt</w:t>
+              <w:t>laboratoř, modul 01 + Rastr a vektor.txt</w:t>
             </w:r>
           </w:p>
         </w:tc>
@@ -512,7 +512,7 @@
               <w:rPr>
                 <w:sz w:val="19"/>
               </w:rPr>
-              <w:t>laboratoř, moduly 02 a 03 + 02. Formáty a komprese.csv</w:t>
+              <w:t>laboratoř, moduly 02 a 03 + Formáty a komprese.csv</w:t>
             </w:r>
           </w:p>
         </w:tc>
@@ -676,7 +676,7 @@
               <w:rPr>
                 <w:sz w:val="19"/>
               </w:rPr>
-              <w:t>Inkscape + 06. Vektor v Inkscapu.txt</w:t>
+              <w:t>Inkscape + Vektor v Inkscapu.txt</w:t>
             </w:r>
           </w:p>
         </w:tc>
@@ -758,7 +758,7 @@
               <w:rPr>
                 <w:sz w:val="19"/>
               </w:rPr>
-              <w:t>laboratoř, modul 05 + Média/ + 04. Parametry médií.csv</w:t>
+              <w:t>laboratoř, modul 05 + Média/ + Parametry médií.csv</w:t>
             </w:r>
           </w:p>
         </w:tc>
@@ -840,7 +840,7 @@
               <w:rPr>
                 <w:sz w:val="19"/>
               </w:rPr>
-              <w:t>Canva + 08. Infografika v Canvě.txt + Výstupy k posouzení/</w:t>
+              <w:t>Canva + Infografika v Canvě.txt + Výstupy k posouzení/</w:t>
             </w:r>
           </w:p>
         </w:tc>
@@ -922,7 +922,7 @@
               <w:rPr>
                 <w:sz w:val="19"/>
               </w:rPr>
-              <w:t>09. Závěrečný výstup.txt + nástroje z hodin 4, 5 a 7</w:t>
+              <w:t>Závěrečný výstup.txt + nástroje z hodin 4, 5 a 7</w:t>
             </w:r>
           </w:p>
         </w:tc>
@@ -986,7 +986,7 @@
           <w:color w:val="17211E"/>
           <w:sz w:val="21"/>
         </w:rPr>
-        <w:t>Nakopíruj celou složku 03 na sdílené místo. Soubor 01. Laboratoř grafiky.html musí zůstat vedle podsložek Obrázky a Média, jinak se ukázky nezobrazí.</w:t>
+        <w:t>Nakopíruj celou složku 03 na sdílené místo. Laboratoř musí zůstat ve složce své hodiny vedle podsložek Obrázky a Média, jinak se ukázky nezobrazí.</w:t>
       </w:r>
     </w:p>
     <w:p>
@@ -1547,7 +1547,7 @@
           <w:color w:val="17211E"/>
           <w:sz w:val="21"/>
         </w:rPr>
-        <w:t>01. Laboratoř grafiky.html (modul 01), 03. Rastr a vektor.txt</w:t>
+        <w:t>Laboratoř – rastr a vektor.html, Rastr a vektor.txt</w:t>
       </w:r>
     </w:p>
     <w:p>
@@ -2648,7 +2648,7 @@
           <w:color w:val="17211E"/>
           <w:sz w:val="21"/>
         </w:rPr>
-        <w:t>01. Laboratoř grafiky.html (modul 04), Obrázky/hloubka_*.png</w:t>
+        <w:t>Laboratoř – barevná hloubka.html, Obrázky/hloubka_*.png</w:t>
       </w:r>
     </w:p>
     <w:p>
@@ -3749,7 +3749,7 @@
           <w:color w:val="17211E"/>
           <w:sz w:val="21"/>
         </w:rPr>
-        <w:t>01. Laboratoř grafiky.html (moduly 02 a 03), 02. Formáty a komprese.csv</w:t>
+        <w:t>Laboratoř – komprese a formáty.html, Formáty a komprese.csv</w:t>
       </w:r>
     </w:p>
     <w:p>
@@ -4235,7 +4235,7 @@
           <w:color w:val="17211E"/>
           <w:sz w:val="21"/>
         </w:rPr>
-        <w:t>Vyplněné 02. Formáty a komprese.csv a vlastní pravidlo pro výběr formátu.</w:t>
+        <w:t>Vyplněné Formáty a komprese.csv a vlastní pravidlo pro výběr formátu.</w:t>
       </w:r>
     </w:p>
     <w:p>
@@ -4850,7 +4850,7 @@
           <w:color w:val="17211E"/>
           <w:sz w:val="21"/>
         </w:rPr>
-        <w:t>GIMP, Obrázky/foto_original.png, 05. Úprava obrázku v GIMPu.txt</w:t>
+        <w:t>GIMP, Obrázky/foto_original.png, Úprava obrázku v GIMPu.txt</w:t>
       </w:r>
     </w:p>
     <w:p>
@@ -5951,7 +5951,7 @@
           <w:color w:val="17211E"/>
           <w:sz w:val="21"/>
         </w:rPr>
-        <w:t>Inkscape, 06. Vektor v Inkscapu.txt</w:t>
+        <w:t>Inkscape, Vektor v Inkscapu.txt</w:t>
       </w:r>
     </w:p>
     <w:p>
@@ -7052,7 +7052,7 @@
           <w:color w:val="17211E"/>
           <w:sz w:val="21"/>
         </w:rPr>
-        <w:t>01. Laboratoř grafiky.html (modul 05), Média/, 04. Parametry médií.csv, 07. Zvuk a video.txt — SLUCHÁTKA JSOU PODMÍNKA, NE DOPORUČENÍ: rozdíl mezi 44 100 a 8 000 Hz na reproduktoru ve třídě po třiceti neuslyší nikdo. Když nejsou, pusť dvojici zvuků nahlas při tichu jen jako ukázku a část A veď přes velikosti souborů a tvar vlny v modulu 05; poslech si studenti dodělají doma.</w:t>
+        <w:t>Laboratoř – vzorkování zvuku.html, Média/, Parametry médií.csv, Zvuk a video.txt — SLUCHÁTKA JSOU PODMÍNKA, NE DOPORUČENÍ: rozdíl mezi 44 100 a 8 000 Hz na reproduktoru ve třídě po třiceti neuslyší nikdo. Když nejsou, pusť dvojici zvuků nahlas při tichu jen jako ukázku a část A veď přes velikosti souborů a tvar vlny v modulu 05; poslech si studenti dodělají doma.</w:t>
       </w:r>
     </w:p>
     <w:p>
@@ -7517,7 +7517,7 @@
           <w:color w:val="17211E"/>
           <w:sz w:val="21"/>
         </w:rPr>
-        <w:t>Zapiš velikosti a svá pozorování do 04. Parametry médií.csv.</w:t>
+        <w:t>Zapiš velikosti a svá pozorování do Parametry médií.csv.</w:t>
       </w:r>
     </w:p>
     <w:p>
@@ -7538,7 +7538,7 @@
           <w:color w:val="17211E"/>
           <w:sz w:val="21"/>
         </w:rPr>
-        <w:t>Vyplněné 04. Parametry médií.csv a odpovědi na části A, B a C souboru 06.</w:t>
+        <w:t>Vyplněné Parametry médií.csv a odpovědi na části A, B a C souboru 06.</w:t>
       </w:r>
     </w:p>
     <w:p>
@@ -8153,7 +8153,7 @@
           <w:color w:val="17211E"/>
           <w:sz w:val="21"/>
         </w:rPr>
-        <w:t>Canva, 08. Infografika v Canvě.txt, Výstupy k posouzení/</w:t>
+        <w:t>Canva, Infografika v Canvě.txt, Výstupy k posouzení/</w:t>
       </w:r>
     </w:p>
     <w:p>
@@ -9254,7 +9254,7 @@
           <w:color w:val="17211E"/>
           <w:sz w:val="21"/>
         </w:rPr>
-        <w:t>09. Závěrečný výstup.txt, nástroje z hodin 4, 5 a 7</w:t>
+        <w:t>Závěrečný výstup.txt, nástroje z hodin 4, 5 a 7</w:t>
       </w:r>
     </w:p>
     <w:p>
@@ -10392,7 +10392,7 @@
         <w:rPr>
           <w:sz w:val="19"/>
         </w:rPr>
-        <w:t>Digitální podklady: 10. Bonus – co se do osmi hodin nevešlo.txt, Obrázky/michani_barev_rgb_cmy.png, Obrázky/foto_s_exif.jpg, Média/zvuk_44100Hz_AAC.m4a</w:t>
+        <w:t>Digitální podklady: Bonus.txt, Obrázky/michani_barev_rgb_cmy.png, Obrázky/foto_s_exif.jpg, Média/zvuk_44100Hz_AAC.m4a</w:t>
       </w:r>
     </w:p>
     <w:p>

--- a/public/materialy/1L/6/Pro učitele/Plány hodin a metodika.docx
+++ b/public/materialy/1L/6/Pro učitele/Plány hodin a metodika.docx
@@ -986,7 +986,7 @@
           <w:color w:val="17211E"/>
           <w:sz w:val="21"/>
         </w:rPr>
-        <w:t>Nakopíruj celou složku 03 na sdílené místo. Laboratoř musí zůstat ve složce své hodiny vedle podsložek Obrázky a Média, jinak se ukázky nezobrazí.</w:t>
+        <w:t>Nakopíruj celé téma na sdílené místo. Laboratoře jsou soběstačné – obrázky mají vepsané přímo v sobě, takže fungují i jako samostatně stažený soubor. Ukázky k porovnávání jsou v archivech ve složce Podklady k aktivitám a rozbalí se do složek Obrázky a Média, na které odkazují pracovní listy.</w:t>
       </w:r>
     </w:p>
     <w:p>
@@ -1000,7 +1000,7 @@
           <w:color w:val="17211E"/>
           <w:sz w:val="21"/>
         </w:rPr>
-        <w:t>Ověř, že se laboratoř otevře v prohlížeči a že jde přehrát wav a mp4 ze složky Média.</w:t>
+        <w:t>Ověř, že se laboratoř otevře v prohlížeči a že jde přehrát wav a mp4 z ukázek k hodině 6.</w:t>
       </w:r>
     </w:p>
     <w:p>
@@ -7538,7 +7538,7 @@
           <w:color w:val="17211E"/>
           <w:sz w:val="21"/>
         </w:rPr>
-        <w:t>Vyplněné Parametry médií.csv a odpovědi na části A, B a C souboru 06.</w:t>
+        <w:t>Vyplněné Parametry médií.csv a odpovědi na části A, B a C pracovního listu.</w:t>
       </w:r>
     </w:p>
     <w:p>

--- a/public/materialy/1L/6/Pro učitele/Plány hodin a metodika.docx
+++ b/public/materialy/1L/6/Pro učitele/Plány hodin a metodika.docx
@@ -2648,7 +2648,7 @@
           <w:color w:val="17211E"/>
           <w:sz w:val="21"/>
         </w:rPr>
-        <w:t>Laboratoř – barevná hloubka.html, Obrázky/hloubka_*.png</w:t>
+        <w:t>Laboratoř – barevná hloubka.html, Barevná hloubka.csv, Obrázky/hloubka_*.png</w:t>
       </w:r>
     </w:p>
     <w:p>

--- a/public/materialy/1L/6/Pro učitele/Plány hodin a metodika.docx
+++ b/public/materialy/1L/6/Pro učitele/Plány hodin a metodika.docx
@@ -4689,7 +4689,7 @@
               <w:rPr>
                 <w:sz w:val="19"/>
               </w:rPr>
-              <w:t>Tabulka velikostí je součástí laboratoře i tohoto plánu; lze ji promítnout bez interakce.</w:t>
+              <w:t>Tabulka velikostí je součástí laboratoře i tohoto plánu; lze ji promítnout bez interakce. Na Macu se systémem starším než Big Sur se nemusí zobrazit jediný soubor, foto_webp_q75.webp – WebP neumí Safari starší než 14. Nevadí to: jeho velikost je v CSV uvedená a porovnání se dá udělat z čísla.</w:t>
             </w:r>
           </w:p>
         </w:tc>

--- a/public/materialy/1L/6/Pro učitele/Plány hodin a metodika.docx
+++ b/public/materialy/1L/6/Pro učitele/Plány hodin a metodika.docx
@@ -25,7 +25,7 @@
           <w:color w:val="17211E"/>
           <w:sz w:val="52"/>
         </w:rPr>
-        <w:t>Počítačová grafika a práce s multimédii</w:t>
+        <w:t>Počítačová grafika a práce s multimédii</w:t>
       </w:r>
     </w:p>
     <w:p>
@@ -38,7 +38,7 @@
           <w:color w:val="5C6965"/>
           <w:sz w:val="26"/>
         </w:rPr>
-        <w:t>Plány 8 hodin a metodika pro učitele</w:t>
+        <w:t>Plány 8 hodin a metodika pro učitele</w:t>
       </w:r>
     </w:p>
     <w:tbl>
@@ -70,7 +70,7 @@
                 <w:color w:val="17211E"/>
                 <w:sz w:val="20"/>
               </w:rPr>
-              <w:t>Všechny obrázky, zvuky i videa v balíčku byly vytvořeny programově přímo pro tuto sadu. Neobsahují žádné osoby ani cizí dílo. Do studentských výstupů nevkládej cizí obrázky bez ověřené licence a fotografie spolužáků bez jejich souhlasu.</w:t>
+              <w:t>Všechny obrázky, zvuky i videa v balíčku byly vytvořeny programově přímo pro tuto sadu. Neobsahují žádné osoby ani cizí dílo. Do studentských výstupů nevkládej cizí obrázky bez ověřené licence a fotografie spolužáků bez jejich souhlasu.</w:t>
             </w:r>
           </w:p>
         </w:tc>
@@ -105,7 +105,7 @@
           <w:color w:val="17211E"/>
           <w:sz w:val="21"/>
         </w:rPr>
-        <w:t>Hodiny 1–3 budují principy: co je pixel a křivka, co určuje kvalitu a co dělá komprese. Pracuje se v laboratoři, bez nutnosti instalovaných editorů.</w:t>
+        <w:t>Hodiny 1–3 budují principy: co je pixel a křivka, co určuje kvalitu a co dělá komprese. Pracuje se v laboratoři, bez nutnosti instalovaných editorů.</w:t>
       </w:r>
     </w:p>
     <w:p>
@@ -119,7 +119,7 @@
           <w:color w:val="17211E"/>
           <w:sz w:val="21"/>
         </w:rPr>
-        <w:t>Hodiny 4–5 jsou dílenské: úprava fotografie v GIMPu a tvorba vektorové značky v Inkscapu.</w:t>
+        <w:t>Hodiny 4–5 jsou dílenské: úprava fotografie v GIMPu a tvorba vektorové značky v Inkscapu.</w:t>
       </w:r>
     </w:p>
     <w:p>
@@ -133,7 +133,7 @@
           <w:color w:val="17211E"/>
           <w:sz w:val="21"/>
         </w:rPr>
-        <w:t>Hodina 6 otevírá zvuk a video na připravených souborech; nevyžaduje střihový program.</w:t>
+        <w:t>Hodina 6 otevírá zvuk a video na připravených souborech; nevyžaduje střihový program.</w:t>
       </w:r>
     </w:p>
     <w:p>
@@ -147,7 +147,7 @@
           <w:color w:val="17211E"/>
           <w:sz w:val="21"/>
         </w:rPr>
-        <w:t>Hodiny 7–8 vedou k vlastnímu výstupu a jeho obhajobě.</w:t>
+        <w:t>Hodiny 7–8 vedou k vlastnímu výstupu a jeho obhajobě.</w:t>
       </w:r>
     </w:p>
     <w:p>
@@ -161,7 +161,7 @@
           <w:color w:val="17211E"/>
           <w:sz w:val="21"/>
         </w:rPr>
-        <w:t>Hodnotí se výsledek, postup i zdůvodnění. Samotný pěkný obrázek nestačí.</w:t>
+        <w:t>Hodnotí se výsledek, postup i zdůvodnění. Samotný pěkný obrázek nestačí.</w:t>
       </w:r>
     </w:p>
     <w:p>
@@ -316,7 +316,7 @@
               <w:rPr>
                 <w:sz w:val="19"/>
               </w:rPr>
-              <w:t>Rastrová a vektorová grafika</w:t>
+              <w:t>Rastrová a vektorová grafika</w:t>
             </w:r>
           </w:p>
         </w:tc>
@@ -348,7 +348,7 @@
               <w:rPr>
                 <w:sz w:val="19"/>
               </w:rPr>
-              <w:t>laboratoř, modul 01 + Rastr a vektor.txt</w:t>
+              <w:t>laboratoř, modul 01 + Rastr a vektor.txt</w:t>
             </w:r>
           </w:p>
         </w:tc>
@@ -398,7 +398,7 @@
               <w:rPr>
                 <w:sz w:val="19"/>
               </w:rPr>
-              <w:t>Rozlišení, barvy a barevná hloubka</w:t>
+              <w:t>Rozlišení, barvy a barevná hloubka</w:t>
             </w:r>
           </w:p>
         </w:tc>
@@ -446,7 +446,7 @@
               <w:rPr>
                 <w:sz w:val="19"/>
               </w:rPr>
-              <w:t>Tabulka hloubek a tři návrhy nastavení</w:t>
+              <w:t>Tabulka hloubek a tři návrhy nastavení</w:t>
             </w:r>
           </w:p>
         </w:tc>
@@ -480,7 +480,7 @@
               <w:rPr>
                 <w:sz w:val="19"/>
               </w:rPr>
-              <w:t>Formáty obrázků a komprese dat</w:t>
+              <w:t>Formáty obrázků a komprese dat</w:t>
             </w:r>
           </w:p>
         </w:tc>
@@ -512,7 +512,7 @@
               <w:rPr>
                 <w:sz w:val="19"/>
               </w:rPr>
-              <w:t>laboratoř, moduly 02 a 03 + Formáty a komprese.csv</w:t>
+              <w:t>laboratoř, moduly 02 a 03 + Formáty a komprese.csv</w:t>
             </w:r>
           </w:p>
         </w:tc>
@@ -528,7 +528,7 @@
               <w:rPr>
                 <w:sz w:val="19"/>
               </w:rPr>
-              <w:t>Vyplněné CSV a vlastní pravidlo</w:t>
+              <w:t>Vyplněné CSV a vlastní pravidlo</w:t>
             </w:r>
           </w:p>
         </w:tc>
@@ -562,7 +562,7 @@
               <w:rPr>
                 <w:sz w:val="19"/>
               </w:rPr>
-              <w:t>Úprava fotografie v GIMPu</w:t>
+              <w:t>Úprava fotografie v GIMPu</w:t>
             </w:r>
           </w:p>
         </w:tc>
@@ -610,7 +610,7 @@
               <w:rPr>
                 <w:sz w:val="19"/>
               </w:rPr>
-              <w:t>uprava.xcf a tři exporty</w:t>
+              <w:t>uprava.xcf a tři exporty</w:t>
             </w:r>
           </w:p>
         </w:tc>
@@ -644,7 +644,7 @@
               <w:rPr>
                 <w:sz w:val="19"/>
               </w:rPr>
-              <w:t>Vektorová značka v Inkscapu</w:t>
+              <w:t>Vektorová značka v Inkscapu</w:t>
             </w:r>
           </w:p>
         </w:tc>
@@ -676,7 +676,7 @@
               <w:rPr>
                 <w:sz w:val="19"/>
               </w:rPr>
-              <w:t>Inkscape + Vektor v Inkscapu.txt</w:t>
+              <w:t>Inkscape + Vektor v Inkscapu.txt</w:t>
             </w:r>
           </w:p>
         </w:tc>
@@ -692,7 +692,7 @@
               <w:rPr>
                 <w:sz w:val="19"/>
               </w:rPr>
-              <w:t>znacka.svg a dva exporty PNG</w:t>
+              <w:t>znacka.svg a dva exporty PNG</w:t>
             </w:r>
           </w:p>
         </w:tc>
@@ -726,7 +726,7 @@
               <w:rPr>
                 <w:sz w:val="19"/>
               </w:rPr>
-              <w:t>Základy práce se zvukem a videem</w:t>
+              <w:t>Základy práce se zvukem a videem</w:t>
             </w:r>
           </w:p>
         </w:tc>
@@ -774,7 +774,7 @@
               <w:rPr>
                 <w:sz w:val="19"/>
               </w:rPr>
-              <w:t>Vyplněné CSV a odpovědi A–C</w:t>
+              <w:t>Vyplněné CSV a odpovědi A–C</w:t>
             </w:r>
           </w:p>
         </w:tc>
@@ -808,7 +808,7 @@
               <w:rPr>
                 <w:sz w:val="19"/>
               </w:rPr>
-              <w:t>Infografika a prezentace</w:t>
+              <w:t>Infografika a prezentace</w:t>
             </w:r>
           </w:p>
         </w:tc>
@@ -840,7 +840,7 @@
               <w:rPr>
                 <w:sz w:val="19"/>
               </w:rPr>
-              <w:t>Canva + Infografika v Canvě.txt + Výstupy k posouzení/</w:t>
+              <w:t>Canva + Infografika v Canvě.txt + Výstupy k posouzení/</w:t>
             </w:r>
           </w:p>
         </w:tc>
@@ -856,7 +856,7 @@
               <w:rPr>
                 <w:sz w:val="19"/>
               </w:rPr>
-              <w:t>Vlastní infografika a seznam chyb</w:t>
+              <w:t>Vlastní infografika a seznam chyb</w:t>
             </w:r>
           </w:p>
         </w:tc>
@@ -890,7 +890,7 @@
               <w:rPr>
                 <w:sz w:val="19"/>
               </w:rPr>
-              <w:t>Závěrečný výstup a obhajoba</w:t>
+              <w:t>Závěrečný výstup a obhajoba</w:t>
             </w:r>
           </w:p>
         </w:tc>
@@ -922,7 +922,7 @@
               <w:rPr>
                 <w:sz w:val="19"/>
               </w:rPr>
-              <w:t>Závěrečný výstup.txt + nástroje z hodin 4, 5 a 7</w:t>
+              <w:t>Závěrečný výstup.txt + nástroje z hodin 4, 5 a 7</w:t>
             </w:r>
           </w:p>
         </w:tc>
@@ -986,7 +986,7 @@
           <w:color w:val="17211E"/>
           <w:sz w:val="21"/>
         </w:rPr>
-        <w:t>Nakopíruj celé téma na sdílené místo. Laboratoře jsou soběstačné – obrázky mají vepsané přímo v sobě, takže fungují i jako samostatně stažený soubor. Ukázky k porovnávání jsou v archivech ve složce Podklady k aktivitám a rozbalí se do složek Obrázky a Média, na které odkazují pracovní listy.</w:t>
+        <w:t>Nakopíruj celé téma na sdílené místo. Laboratoře jsou soběstačné – obrázky mají vepsané přímo v sobě, takže fungují i jako samostatně stažený soubor. Ukázky k porovnávání jsou v archivech ve složce Podklady k aktivitám a rozbalí se do složek Obrázky a Média, na které odkazují pracovní listy.</w:t>
       </w:r>
     </w:p>
     <w:p>
@@ -1000,7 +1000,7 @@
           <w:color w:val="17211E"/>
           <w:sz w:val="21"/>
         </w:rPr>
-        <w:t>Ověř, že se laboratoř otevře v prohlížeči a že jde přehrát wav a mp4 z ukázek k hodině 6.</w:t>
+        <w:t>Ověř, že se laboratoř otevře v prohlížeči a že jde přehrát wav a mp4 z ukázek k hodině 6.</w:t>
       </w:r>
     </w:p>
     <w:p>
@@ -1014,7 +1014,7 @@
           <w:color w:val="17211E"/>
           <w:sz w:val="21"/>
         </w:rPr>
-        <w:t>Ověř instalaci GIMPu (hodina 4) a Inkscapu (hodina 5) alespoň na jednom studentském počítači.</w:t>
+        <w:t>Ověř instalaci GIMPu (hodina 4) a Inkscapu (hodina 5) alespoň na jednom studentském počítači.</w:t>
       </w:r>
     </w:p>
     <w:p>
@@ -1028,7 +1028,7 @@
           <w:color w:val="17211E"/>
           <w:sz w:val="21"/>
         </w:rPr>
-        <w:t>Ověř školní přístup do Canvy (hodina 7) a pravidla organizace pro účty nezletilých.</w:t>
+        <w:t>Ověř školní přístup do Canvy (hodina 7) a pravidla organizace pro účty nezletilých.</w:t>
       </w:r>
     </w:p>
     <w:p>
@@ -1042,7 +1042,7 @@
           <w:color w:val="17211E"/>
           <w:sz w:val="21"/>
         </w:rPr>
-        <w:t>Domluv jednotný způsob odevzdávání a pojmenování souborů: Prijmeni_Jmeno_ukol.</w:t>
+        <w:t>Domluv jednotný způsob odevzdávání a pojmenování souborů: Prijmeni_Jmeno_ukol.</w:t>
       </w:r>
     </w:p>
     <w:p>
@@ -1087,7 +1087,7 @@
                 <w:color w:val="17211E"/>
                 <w:sz w:val="20"/>
               </w:rPr>
-              <w:t>Laboratoř i všechny podklady fungují offline a nevyžadují přihlášení. Pokud nejsou k dispozici GIMP nebo Inkscape, lze hodiny 4 a 5 vést jako řízenou demonstraci učitele s tím, že studenti zapisují postup a rozhodnutí do sešitu. Hodinu 7 lze nahradit návrhem infografiky na papír podle stejných kritérií; hodnotí se rozvržení a poctivost zobrazení, ne ovládání nástroje.</w:t>
+              <w:t>Laboratoř i všechny podklady fungují offline a nevyžadují přihlášení. Pokud nejsou k dispozici GIMP nebo Inkscape, lze hodiny 4 a 5 vést jako řízenou demonstraci učitele s tím, že studenti zapisují postup a rozhodnutí do sešitu. Hodinu 7 lze nahradit návrhem infografiky na papír podle stejných kritérií; hodnotí se rozvržení a poctivost zobrazení, ne ovládání nástroje.</w:t>
             </w:r>
           </w:p>
         </w:tc>
@@ -1226,7 +1226,7 @@
               <w:rPr>
                 <w:sz w:val="19"/>
               </w:rPr>
-              <w:t>Správnost pozorování a kvalita zdůvodnění.</w:t>
+              <w:t>Správnost pozorování a kvalita zdůvodnění.</w:t>
             </w:r>
           </w:p>
         </w:tc>
@@ -1276,7 +1276,7 @@
               <w:rPr>
                 <w:sz w:val="19"/>
               </w:rPr>
-              <w:t>Zvládnutí nástroje, správný export, práce s originálem.</w:t>
+              <w:t>Zvládnutí nástroje, správný export, práce s originálem.</w:t>
             </w:r>
           </w:p>
         </w:tc>
@@ -1294,7 +1294,7 @@
               <w:rPr>
                 <w:sz w:val="19"/>
               </w:rPr>
-              <w:t>Infografika z hodiny 7</w:t>
+              <w:t>Infografika z hodiny 7</w:t>
             </w:r>
           </w:p>
         </w:tc>
@@ -1344,7 +1344,7 @@
               <w:rPr>
                 <w:sz w:val="19"/>
               </w:rPr>
-              <w:t>Závěrečný výstup a obhajoba</w:t>
+              <w:t>Závěrečný výstup a obhajoba</w:t>
             </w:r>
           </w:p>
         </w:tc>
@@ -1376,7 +1376,7 @@
               <w:rPr>
                 <w:sz w:val="19"/>
               </w:rPr>
-              <w:t>Propojení dovedností a doložení rozhodnutí.</w:t>
+              <w:t>Propojení dovedností a doložení rozhodnutí.</w:t>
             </w:r>
           </w:p>
         </w:tc>
@@ -1465,7 +1465,7 @@
           <w:color w:val="0C8A83"/>
           <w:sz w:val="34"/>
         </w:rPr>
-        <w:t>Rastrová a vektorová grafika</w:t>
+        <w:t>Rastrová a vektorová grafika</w:t>
       </w:r>
     </w:p>
     <w:tbl>
@@ -1497,7 +1497,7 @@
                 <w:color w:val="17211E"/>
                 <w:sz w:val="20"/>
               </w:rPr>
-              <w:t>Student rozliší rastrový a vektorový obrázek, vysvětlí, co se s každým stane při zvětšení, a vybere vhodný typ pro zadané použití.</w:t>
+              <w:t>Student rozliší rastrový a vektorový obrázek, vysvětlí, co se s každým stane při zvětšení, a vybere vhodný typ pro zadané použití.</w:t>
             </w:r>
           </w:p>
         </w:tc>
@@ -1547,7 +1547,7 @@
           <w:color w:val="17211E"/>
           <w:sz w:val="21"/>
         </w:rPr>
-        <w:t>Laboratoř – rastr a vektor.html, Rastr a vektor.txt</w:t>
+        <w:t>Laboratoř – rastr a vektor.html, Rastr a vektor.txt</w:t>
       </w:r>
     </w:p>
     <w:p>
@@ -1678,7 +1678,7 @@
               <w:rPr>
                 <w:sz w:val="19"/>
               </w:rPr>
-              <w:t>Zadej otázku o logu na vizitku i plachtu. Studenti rozhodují samostatně a zapisují důvod.</w:t>
+              <w:t>Zadej otázku o logu na vizitku i plachtu. Studenti rozhodují samostatně a zapisují důvod.</w:t>
             </w:r>
           </w:p>
         </w:tc>
@@ -1728,7 +1728,7 @@
               <w:rPr>
                 <w:sz w:val="19"/>
               </w:rPr>
-              <w:t>Vysvětli rastr, vektor a volbu typu. Nepřednášej déle než sedm minut.</w:t>
+              <w:t>Vysvětli rastr, vektor a volbu typu. Nepřednášej déle než sedm minut.</w:t>
             </w:r>
           </w:p>
         </w:tc>
@@ -1828,7 +1828,7 @@
               <w:rPr>
                 <w:sz w:val="19"/>
               </w:rPr>
-              <w:t>Šest zadání v souboru 02, práce ve dvojicích.</w:t>
+              <w:t>Šest zadání v souboru 02, práce ve dvojicích.</w:t>
             </w:r>
           </w:p>
         </w:tc>
@@ -1878,7 +1878,7 @@
               <w:rPr>
                 <w:sz w:val="19"/>
               </w:rPr>
-              <w:t>Sporná zadání na tabuli. Hraniční je náhledový obrázek k článku.</w:t>
+              <w:t>Sporná zadání na tabuli. Hraniční je náhledový obrázek k článku.</w:t>
             </w:r>
           </w:p>
         </w:tc>
@@ -1962,7 +1962,7 @@
           <w:color w:val="17211E"/>
           <w:sz w:val="21"/>
         </w:rPr>
-        <w:t xml:space="preserve">1. Pozoruj v laboratoři: </w:t>
+        <w:t xml:space="preserve">1. Pozoruj v laboratoři: </w:t>
       </w:r>
       <w:r>
         <w:rPr>
@@ -1970,7 +1970,7 @@
           <w:color w:val="17211E"/>
           <w:sz w:val="21"/>
         </w:rPr>
-        <w:t>V modulu 01 táhni posuvníkem na 800 % a sleduj okraje obou obrázků.</w:t>
+        <w:t>V modulu 01 táhni posuvníkem na 800 % a sleduj okraje obou obrázků.</w:t>
       </w:r>
     </w:p>
     <w:p>
@@ -1991,7 +1991,7 @@
           <w:color w:val="17211E"/>
           <w:sz w:val="21"/>
         </w:rPr>
-        <w:t>Otevři rastr_64px.png a logo_vektor.svg. Zapiš velikosti a co vidíš.</w:t>
+        <w:t>Otevři rastr_64px.png a logo_vektor.svg. Zapiš velikosti a co vidíš.</w:t>
       </w:r>
     </w:p>
     <w:p>
@@ -2012,7 +2012,7 @@
           <w:color w:val="17211E"/>
           <w:sz w:val="21"/>
         </w:rPr>
-        <w:t>V souboru 02 urči u každého rastr, nebo vektor, a napiš proč.</w:t>
+        <w:t>V souboru 02 urči u každého rastr, nebo vektor, a napiš proč.</w:t>
       </w:r>
     </w:p>
     <w:p>
@@ -2033,7 +2033,7 @@
           <w:color w:val="17211E"/>
           <w:sz w:val="21"/>
         </w:rPr>
-        <w:t>Vyplněná část A a B souboru 02 a zdůvodnění u všech šesti zadání.</w:t>
+        <w:t>Vyplněná část A a B souboru 02 a zdůvodnění u všech šesti zadání.</w:t>
       </w:r>
     </w:p>
     <w:p>
@@ -2088,7 +2088,7 @@
           <w:color w:val="17211E"/>
           <w:sz w:val="21"/>
         </w:rPr>
-        <w:t>Popis tvarů. Vykreslí se v jakékoli velikosti ostře, proto se hodí na loga a ikony.</w:t>
+        <w:t>Popis tvarů. Vykreslí se v jakékoli velikosti ostře, proto se hodí na loga a ikony.</w:t>
       </w:r>
     </w:p>
     <w:p>
@@ -2157,7 +2157,7 @@
           <w:color w:val="17211E"/>
           <w:sz w:val="21"/>
         </w:rPr>
-        <w:t>Podle čeho poznáš, že jde o rastrový soubor?</w:t>
+        <w:t>Podle čeho poznáš, že jde o rastrový soubor?</w:t>
       </w:r>
     </w:p>
     <w:p>
@@ -2171,7 +2171,7 @@
           <w:color w:val="17211E"/>
           <w:sz w:val="21"/>
         </w:rPr>
-        <w:t>Co přesně se stane s pixely při zvětšení?</w:t>
+        <w:t>Co přesně se stane s pixely při zvětšení?</w:t>
       </w:r>
     </w:p>
     <w:p>
@@ -2185,7 +2185,7 @@
           <w:color w:val="17211E"/>
           <w:sz w:val="21"/>
         </w:rPr>
-        <w:t>Kdy má smysl mít logo v obou podobách?</w:t>
+        <w:t>Kdy má smysl mít logo v obou podobách?</w:t>
       </w:r>
     </w:p>
     <w:p>
@@ -2198,7 +2198,7 @@
           <w:color w:val="17211E"/>
           <w:sz w:val="24"/>
         </w:rPr>
-        <w:t>Časté omyly a zásah učitele</w:t>
+        <w:t>Časté omyly a zásah učitele</w:t>
       </w:r>
     </w:p>
     <w:tbl>
@@ -2314,7 +2314,7 @@
               <w:rPr>
                 <w:sz w:val="19"/>
               </w:rPr>
-              <w:t>Vrať se k modulu 01. Informace, která v souboru není, nemůže vzniknout.</w:t>
+              <w:t>Vrať se k modulu 01. Informace, která v souboru není, nemůže vzniknout.</w:t>
             </w:r>
           </w:p>
         </w:tc>
@@ -2348,7 +2348,7 @@
               <w:rPr>
                 <w:sz w:val="19"/>
               </w:rPr>
-              <w:t>Složitá vektorová kresba s tisíci uzly může být větší než PNG.</w:t>
+              <w:t>Složitá vektorová kresba s tisíci uzly může být větší než PNG.</w:t>
             </w:r>
           </w:p>
         </w:tc>
@@ -2369,7 +2369,7 @@
           <w:color w:val="17211E"/>
           <w:sz w:val="24"/>
         </w:rPr>
-        <w:t>Diferenciace a technická záloha</w:t>
+        <w:t>Diferenciace a technická záloha</w:t>
       </w:r>
     </w:p>
     <w:tbl>
@@ -2455,7 +2455,7 @@
               <w:rPr>
                 <w:sz w:val="19"/>
               </w:rPr>
-              <w:t>Nabídni dvojici hotových příkladů ke každému typu a nech pouze přiřazovat.</w:t>
+              <w:t>Nabídni dvojici hotových příkladů ke každému typu a nech pouze přiřazovat.</w:t>
             </w:r>
           </w:p>
         </w:tc>
@@ -2471,7 +2471,7 @@
               <w:rPr>
                 <w:sz w:val="19"/>
               </w:rPr>
-              <w:t>Student najde v okolí tři reálné případy, kde byl použit špatný typ grafiky, a zdůvodní to.</w:t>
+              <w:t>Student najde v okolí tři reálné případy, kde byl použit špatný typ grafiky, a zdůvodní to.</w:t>
             </w:r>
           </w:p>
         </w:tc>
@@ -2487,7 +2487,7 @@
               <w:rPr>
                 <w:sz w:val="19"/>
               </w:rPr>
-              <w:t>Bez prohlížeče použij vytištěné snímky rastr_64px_zvetseno_8x.png a logo_vektor.svg.</w:t>
+              <w:t>Bez prohlížeče použij vytištěné snímky rastr_64px_zvetseno_8x.png a logo_vektor.svg.</w:t>
             </w:r>
           </w:p>
         </w:tc>
@@ -2527,7 +2527,7 @@
                 <w:color w:val="17211E"/>
                 <w:sz w:val="20"/>
               </w:rPr>
-              <w:t>Kamarád chce logo klubu na tričko i na malou nálepku. Co mu doporučíš a proč?</w:t>
+              <w:t>Kamarád chce logo klubu na tričko i na malou nálepku. Co mu doporučíš a proč?</w:t>
             </w:r>
           </w:p>
         </w:tc>
@@ -2566,7 +2566,7 @@
           <w:color w:val="0C8A83"/>
           <w:sz w:val="34"/>
         </w:rPr>
-        <w:t>Rozlišení, barvy a barevná hloubka</w:t>
+        <w:t>Rozlišení, barvy a barevná hloubka</w:t>
       </w:r>
     </w:p>
     <w:tbl>
@@ -2598,7 +2598,7 @@
                 <w:color w:val="17211E"/>
                 <w:sz w:val="20"/>
               </w:rPr>
-              <w:t>Student vysvětlí, co určuje rozlišení a barevná hloubka, a odhadne, jaké nastavení stačí pro daný účel.</w:t>
+              <w:t>Student vysvětlí, co určuje rozlišení a barevná hloubka, a odhadne, jaké nastavení stačí pro daný účel.</w:t>
             </w:r>
           </w:p>
         </w:tc>
@@ -2627,7 +2627,7 @@
           <w:color w:val="5C6965"/>
           <w:sz w:val="21"/>
         </w:rPr>
-        <w:t>Rozlišení · Barevná hloubka · DPI a velikost</w:t>
+        <w:t>Rozlišení · Barevná hloubka · DPI a velikost</w:t>
       </w:r>
     </w:p>
     <w:p>
@@ -2779,7 +2779,7 @@
               <w:rPr>
                 <w:sz w:val="19"/>
               </w:rPr>
-              <w:t>Otázka o velké fotografii do e‑mailu. Studenti odhadují potřebný počet pixelů.</w:t>
+              <w:t>Otázka o velké fotografii do e‑mailu. Studenti odhadují potřebný počet pixelů.</w:t>
             </w:r>
           </w:p>
         </w:tc>
@@ -2829,7 +2829,7 @@
               <w:rPr>
                 <w:sz w:val="19"/>
               </w:rPr>
-              <w:t>Rozlišení, barevná hloubka, DPI. Zdůrazni, že DPI má smysl až u tisku.</w:t>
+              <w:t>Rozlišení, barevná hloubka, DPI. Zdůrazni, že DPI má smysl až u tisku.</w:t>
             </w:r>
           </w:p>
         </w:tc>
@@ -2879,7 +2879,7 @@
               <w:rPr>
                 <w:sz w:val="19"/>
               </w:rPr>
-              <w:t>Modul 04, přepínání 24 → 1 bit. Hledej pásy v obloze.</w:t>
+              <w:t>Modul 04, přepínání 24 → 1 bit. Hledej pásy v obloze.</w:t>
             </w:r>
           </w:p>
         </w:tc>
@@ -3029,7 +3029,7 @@
               <w:rPr>
                 <w:sz w:val="19"/>
               </w:rPr>
-              <w:t>Proč se pásy objeví dřív u fotografie než u loga.</w:t>
+              <w:t>Proč se pásy objeví dřív u fotografie než u loga.</w:t>
             </w:r>
           </w:p>
         </w:tc>
@@ -3071,7 +3071,7 @@
           <w:color w:val="17211E"/>
           <w:sz w:val="21"/>
         </w:rPr>
-        <w:t>Přepínej 24, 8, 4 a 1 bit. Najdi, kde se poprvé objeví pásy v obloze.</w:t>
+        <w:t>Přepínej 24, 8, 4 a 1 bit. Najdi, kde se poprvé objeví pásy v obloze.</w:t>
       </w:r>
     </w:p>
     <w:p>
@@ -3092,7 +3092,7 @@
           <w:color w:val="17211E"/>
           <w:sz w:val="21"/>
         </w:rPr>
-        <w:t>U každé hloubky napiš počet barev, velikost a co se pokazilo.</w:t>
+        <w:t>U každé hloubky napiš počet barev, velikost a co se pokazilo.</w:t>
       </w:r>
     </w:p>
     <w:p>
@@ -3113,7 +3113,7 @@
           <w:color w:val="17211E"/>
           <w:sz w:val="21"/>
         </w:rPr>
-        <w:t>Urči rozlišení a hloubku pro web, tisk A4 a ikonu.</w:t>
+        <w:t>Urči rozlišení a hloubku pro web, tisk A4 a ikonu.</w:t>
       </w:r>
     </w:p>
     <w:p>
@@ -3134,7 +3134,7 @@
           <w:color w:val="17211E"/>
           <w:sz w:val="21"/>
         </w:rPr>
-        <w:t>Tabulka čtyř barevných hloubek s pozorováním a tři návrhy nastavení se zdůvodněním.</w:t>
+        <w:t>Tabulka čtyř barevných hloubek s pozorováním a tři návrhy nastavení se zdůvodněním.</w:t>
       </w:r>
     </w:p>
     <w:p>
@@ -3189,7 +3189,7 @@
           <w:color w:val="17211E"/>
           <w:sz w:val="21"/>
         </w:rPr>
-        <w:t>Určuje počet dostupných barev. Málo barev se projeví pásy v plynulých přechodech.</w:t>
+        <w:t>Určuje počet dostupných barev. Málo barev se projeví pásy v plynulých přechodech.</w:t>
       </w:r>
     </w:p>
     <w:p>
@@ -3210,7 +3210,7 @@
           <w:color w:val="17211E"/>
           <w:sz w:val="21"/>
         </w:rPr>
-        <w:t>Plošná grafika snese málo barev. Fotografie s oblohou potřebuje plnou hloubku.</w:t>
+        <w:t>Plošná grafika snese málo barev. Fotografie s oblohou potřebuje plnou hloubku.</w:t>
       </w:r>
     </w:p>
     <w:p>
@@ -3231,7 +3231,7 @@
           <w:color w:val="17211E"/>
           <w:sz w:val="21"/>
         </w:rPr>
-        <w:t>Údaj pro tisk. Pro obrazovku je rozhodující rozměr v pixelech.</w:t>
+        <w:t>Údaj pro tisk. Pro obrazovku je rozhodující rozměr v pixelech.</w:t>
       </w:r>
     </w:p>
     <w:p>
@@ -3258,7 +3258,7 @@
           <w:color w:val="17211E"/>
           <w:sz w:val="21"/>
         </w:rPr>
-        <w:t>Kolik barev umí 8 bitů a kde to nestačí?</w:t>
+        <w:t>Kolik barev umí 8 bitů a kde to nestačí?</w:t>
       </w:r>
     </w:p>
     <w:p>
@@ -3299,7 +3299,7 @@
           <w:color w:val="17211E"/>
           <w:sz w:val="24"/>
         </w:rPr>
-        <w:t>Časté omyly a zásah učitele</w:t>
+        <w:t>Časté omyly a zásah učitele</w:t>
       </w:r>
     </w:p>
     <w:tbl>
@@ -3399,7 +3399,7 @@
               <w:rPr>
                 <w:sz w:val="19"/>
               </w:rPr>
-              <w:t>Barevná hloubka a rozlišení jsou totéž.</w:t>
+              <w:t>Barevná hloubka a rozlišení jsou totéž.</w:t>
             </w:r>
           </w:p>
         </w:tc>
@@ -3433,7 +3433,7 @@
               <w:rPr>
                 <w:sz w:val="19"/>
               </w:rPr>
-              <w:t>Fotku stačí zvětšit v editoru.</w:t>
+              <w:t>Fotku stačí zvětšit v editoru.</w:t>
             </w:r>
           </w:p>
         </w:tc>
@@ -3449,7 +3449,7 @@
               <w:rPr>
                 <w:sz w:val="19"/>
               </w:rPr>
-              <w:t>Ukaž export_C1 ze složky Výstupy k posouzení.</w:t>
+              <w:t>Ukaž export_C1 ze složky Výstupy k posouzení.</w:t>
             </w:r>
           </w:p>
         </w:tc>
@@ -3470,7 +3470,7 @@
           <w:color w:val="17211E"/>
           <w:sz w:val="24"/>
         </w:rPr>
-        <w:t>Diferenciace a technická záloha</w:t>
+        <w:t>Diferenciace a technická záloha</w:t>
       </w:r>
     </w:p>
     <w:tbl>
@@ -3556,7 +3556,7 @@
               <w:rPr>
                 <w:sz w:val="19"/>
               </w:rPr>
-              <w:t>Předvyplň tabulku počtu barev; student doplní jen pozorování. Pozor na past: rozdíl velikostí mezi 24 a 8 bity je z velké části dílem komprese, ne hloubky. Proto studenti nejdřív počítají nekomprimovanou velikost (1600 × 1000 × 24 / 8 = 4 688 kB) a teprve pak porovnávají soubory. Obrázky hloubka_*.png jsou skutečně indexované, takže vlastnosti souboru ukážou 1, 4 a 8 bitů.</w:t>
+              <w:t>Předvyplň tabulku počtu barev; student doplní jen pozorování. Pozor na past: rozdíl velikostí mezi 24 a 8 bity je z velké části dílem komprese, ne hloubky. Proto studenti nejdřív počítají nekomprimovanou velikost (1600 × 1000 × 24 / 8 = 4 688 kB) a teprve pak porovnávají soubory. Obrázky hloubka_*.png jsou skutečně indexované, takže vlastnosti souboru ukážou 1, 4 a 8 bitů.</w:t>
             </w:r>
           </w:p>
         </w:tc>
@@ -3588,7 +3588,7 @@
               <w:rPr>
                 <w:sz w:val="19"/>
               </w:rPr>
-              <w:t>Vytiskni čtyři varianty hloubky a nech je seřadit a popsat.</w:t>
+              <w:t>Vytiskni čtyři varianty hloubky a nech je seřadit a popsat.</w:t>
             </w:r>
           </w:p>
         </w:tc>
@@ -3628,7 +3628,7 @@
                 <w:color w:val="17211E"/>
                 <w:sz w:val="20"/>
               </w:rPr>
-              <w:t>Proč se u fotografie oblohy objeví pásy dřív než u obrázku loga?</w:t>
+              <w:t>Proč se u fotografie oblohy objeví pásy dřív než u obrázku loga?</w:t>
             </w:r>
           </w:p>
         </w:tc>
@@ -3667,7 +3667,7 @@
           <w:color w:val="0C8A83"/>
           <w:sz w:val="34"/>
         </w:rPr>
-        <w:t>Formáty obrázků a komprese dat</w:t>
+        <w:t>Formáty obrázků a komprese dat</w:t>
       </w:r>
     </w:p>
     <w:tbl>
@@ -3699,7 +3699,7 @@
                 <w:color w:val="17211E"/>
                 <w:sz w:val="20"/>
               </w:rPr>
-              <w:t>Student vysvětlí rozdíl mezi ztrátovou a bezztrátovou kompresí a vybere formát podle obsahu a účelu.</w:t>
+              <w:t>Student vysvětlí rozdíl mezi ztrátovou a bezztrátovou kompresí a vybere formát podle obsahu a účelu.</w:t>
             </w:r>
           </w:p>
         </w:tc>
@@ -3749,7 +3749,7 @@
           <w:color w:val="17211E"/>
           <w:sz w:val="21"/>
         </w:rPr>
-        <w:t>Laboratoř – komprese a formáty.html, Formáty a komprese.csv</w:t>
+        <w:t>Laboratoř – komprese a formáty.html, Formáty a komprese.csv</w:t>
       </w:r>
     </w:p>
     <w:p>
@@ -3880,7 +3880,7 @@
               <w:rPr>
                 <w:sz w:val="19"/>
               </w:rPr>
-              <w:t>Odhad: co bude menší, PNG, nebo JPEG? Zvlášť pro fotku a zvlášť pro logo.</w:t>
+              <w:t>Odhad: co bude menší, PNG, nebo JPEG? Zvlášť pro fotku a zvlášť pro logo.</w:t>
             </w:r>
           </w:p>
         </w:tc>
@@ -3930,7 +3930,7 @@
               <w:rPr>
                 <w:sz w:val="19"/>
               </w:rPr>
-              <w:t>Ztrátová a bezztrátová komprese, výběr podle obsahu.</w:t>
+              <w:t>Ztrátová a bezztrátová komprese, výběr podle obsahu.</w:t>
             </w:r>
           </w:p>
         </w:tc>
@@ -3980,7 +3980,7 @@
               <w:rPr>
                 <w:sz w:val="19"/>
               </w:rPr>
-              <w:t>Modul 02, kvalita 95 → 15, sledovat výřez i velikost.</w:t>
+              <w:t>Modul 02, kvalita 95 → 15, sledovat výřez i velikost.</w:t>
             </w:r>
           </w:p>
         </w:tc>
@@ -4080,7 +4080,7 @@
               <w:rPr>
                 <w:sz w:val="19"/>
               </w:rPr>
-              <w:t>Doplnění CSV a formulace vlastního pravidla.</w:t>
+              <w:t>Doplnění CSV a formulace vlastního pravidla.</w:t>
             </w:r>
           </w:p>
         </w:tc>
@@ -4130,7 +4130,7 @@
               <w:rPr>
                 <w:sz w:val="19"/>
               </w:rPr>
-              <w:t>Jeden příklad pro JPEG a jeden pro PNG se zdůvodněním.</w:t>
+              <w:t>Jeden příklad pro JPEG a jeden pro PNG se zdůvodněním.</w:t>
             </w:r>
           </w:p>
         </w:tc>
@@ -4172,7 +4172,7 @@
           <w:color w:val="17211E"/>
           <w:sz w:val="21"/>
         </w:rPr>
-        <w:t>Přepínej kvalitu JPEG 95 → 15 a sleduj výřez i velikost souboru.</w:t>
+        <w:t>Přepínej kvalitu JPEG 95 → 15 a sleduj výřez i velikost souboru.</w:t>
       </w:r>
     </w:p>
     <w:p>
@@ -4214,7 +4214,7 @@
           <w:color w:val="17211E"/>
           <w:sz w:val="21"/>
         </w:rPr>
-        <w:t>U každého souboru urči, zda je ztrátový, a napiš vhodné použití.</w:t>
+        <w:t>U každého souboru urči, zda je ztrátový, a napiš vhodné použití.</w:t>
       </w:r>
     </w:p>
     <w:p>
@@ -4235,7 +4235,7 @@
           <w:color w:val="17211E"/>
           <w:sz w:val="21"/>
         </w:rPr>
-        <w:t>Vyplněné Formáty a komprese.csv a vlastní pravidlo pro výběr formátu.</w:t>
+        <w:t>Vyplněné Formáty a komprese.csv a vlastní pravidlo pro výběr formátu.</w:t>
       </w:r>
     </w:p>
     <w:p>
@@ -4311,7 +4311,7 @@
           <w:color w:val="17211E"/>
           <w:sz w:val="21"/>
         </w:rPr>
-        <w:t>PNG nebo SVG. Ostré hrany ztrátová komprese poškodí a soubor zvětší.</w:t>
+        <w:t>PNG nebo SVG. Ostré hrany ztrátová komprese poškodí a soubor zvětší.</w:t>
       </w:r>
     </w:p>
     <w:p>
@@ -4400,7 +4400,7 @@
           <w:color w:val="17211E"/>
           <w:sz w:val="24"/>
         </w:rPr>
-        <w:t>Časté omyly a zásah učitele</w:t>
+        <w:t>Časté omyly a zásah učitele</w:t>
       </w:r>
     </w:p>
     <w:tbl>
@@ -4482,7 +4482,7 @@
               <w:rPr>
                 <w:sz w:val="19"/>
               </w:rPr>
-              <w:t>Ukaž řádek s logem: PNG 5,1 kB proti JPEG 39,6 kB.</w:t>
+              <w:t>Ukaž řádek s logem: PNG 5,1 kB proti JPEG 39,6 kB.</w:t>
             </w:r>
           </w:p>
         </w:tc>
@@ -4516,7 +4516,7 @@
               <w:rPr>
                 <w:sz w:val="19"/>
               </w:rPr>
-              <w:t>I q100 je ztrátová komprese, jen s malou ztrátou.</w:t>
+              <w:t>I q100 je ztrátová komprese, jen s malou ztrátou.</w:t>
             </w:r>
           </w:p>
         </w:tc>
@@ -4571,7 +4571,7 @@
           <w:color w:val="17211E"/>
           <w:sz w:val="24"/>
         </w:rPr>
-        <w:t>Diferenciace a technická záloha</w:t>
+        <w:t>Diferenciace a technická záloha</w:t>
       </w:r>
     </w:p>
     <w:tbl>
@@ -4657,7 +4657,7 @@
               <w:rPr>
                 <w:sz w:val="19"/>
               </w:rPr>
-              <w:t>Zuž úkol na tři řádky CSV a pouze sloupec ztrátová ano/ne.</w:t>
+              <w:t>Zuž úkol na tři řádky CSV a pouze sloupec ztrátová ano/ne.</w:t>
             </w:r>
           </w:p>
         </w:tc>
@@ -4673,7 +4673,7 @@
               <w:rPr>
                 <w:sz w:val="19"/>
               </w:rPr>
-              <w:t>Student zjistí, kolikrát se musí JPEG přeuložit, než je degradace zřetelná, a doloží to.</w:t>
+              <w:t>Student zjistí, kolikrát se musí JPEG přeuložit, než je degradace zřetelná, a doloží to.</w:t>
             </w:r>
           </w:p>
         </w:tc>
@@ -4689,7 +4689,7 @@
               <w:rPr>
                 <w:sz w:val="19"/>
               </w:rPr>
-              <w:t>Tabulka velikostí je součástí laboratoře i tohoto plánu; lze ji promítnout bez interakce. Na Macu se systémem starším než Big Sur se nemusí zobrazit jediný soubor, foto_webp_q75.webp – WebP neumí Safari starší než 14. Nevadí to: jeho velikost je v CSV uvedená a porovnání se dá udělat z čísla.</w:t>
+              <w:t>Tabulka velikostí je součástí laboratoře i tohoto plánu; lze ji promítnout bez interakce. Na Macu se systémem starším než Big Sur se nemusí zobrazit jediný soubor, foto_webp_q75.webp – WebP neumí Safari starší než 14. Nevadí to: jeho velikost je v CSV uvedená a porovnání se dá udělat z čísla.</w:t>
             </w:r>
           </w:p>
         </w:tc>
@@ -4729,7 +4729,7 @@
                 <w:color w:val="17211E"/>
                 <w:sz w:val="20"/>
               </w:rPr>
-              <w:t>Uveď jeden obrázek, který uložíš jako JPEG, a jeden, který uložíš jako PNG. U obou napiš proč.</w:t>
+              <w:t>Uveď jeden obrázek, který uložíš jako JPEG, a jeden, který uložíš jako PNG. U obou napiš proč.</w:t>
             </w:r>
           </w:p>
         </w:tc>
@@ -4768,7 +4768,7 @@
           <w:color w:val="0C8A83"/>
           <w:sz w:val="34"/>
         </w:rPr>
-        <w:t>Úprava fotografie v GIMPu</w:t>
+        <w:t>Úprava fotografie v GIMPu</w:t>
       </w:r>
     </w:p>
     <w:tbl>
@@ -4800,7 +4800,7 @@
                 <w:color w:val="17211E"/>
                 <w:sz w:val="20"/>
               </w:rPr>
-              <w:t>Student provede základní úpravy rastrového snímku, pracuje s vrstvami a exportuje výstup ve vhodném formátu a velikosti.</w:t>
+              <w:t>Student provede základní úpravy rastrového snímku, pracuje s vrstvami a exportuje výstup ve vhodném formátu a velikosti.</w:t>
             </w:r>
           </w:p>
         </w:tc>
@@ -4850,7 +4850,7 @@
           <w:color w:val="17211E"/>
           <w:sz w:val="21"/>
         </w:rPr>
-        <w:t>GIMP, Obrázky/foto_original.png, Úprava obrázku v GIMPu.txt</w:t>
+        <w:t>GIMP, Obrázky/foto_original.png, Úprava obrázku v GIMPu.txt</w:t>
       </w:r>
     </w:p>
     <w:p>
@@ -5065,7 +5065,7 @@
               <w:rPr>
                 <w:sz w:val="19"/>
               </w:rPr>
-              <w:t>Ořez a tón</w:t>
+              <w:t>Ořez a tón</w:t>
             </w:r>
           </w:p>
         </w:tc>
@@ -5081,7 +5081,7 @@
               <w:rPr>
                 <w:sz w:val="19"/>
               </w:rPr>
-              <w:t>Ořez 16:9, jas a kontrast. Hlídej, aby nepřepisovali originál.</w:t>
+              <w:t>Ořez 16:9, jas a kontrast. Hlídej, aby nepřepisovali originál.</w:t>
             </w:r>
           </w:p>
         </w:tc>
@@ -5131,7 +5131,7 @@
               <w:rPr>
                 <w:sz w:val="19"/>
               </w:rPr>
-              <w:t>Textová vrstva a uložení pracovní verze.</w:t>
+              <w:t>Textová vrstva a uložení pracovní verze.</w:t>
             </w:r>
           </w:p>
         </w:tc>
@@ -5181,7 +5181,7 @@
               <w:rPr>
                 <w:sz w:val="19"/>
               </w:rPr>
-              <w:t>Tři exporty a zápis rozměrů a velikostí.</w:t>
+              <w:t>Tři exporty a zápis rozměrů a velikostí.</w:t>
             </w:r>
           </w:p>
         </w:tc>
@@ -5231,7 +5231,7 @@
               <w:rPr>
                 <w:sz w:val="19"/>
               </w:rPr>
-              <w:t>Který export do časopisu a proč.</w:t>
+              <w:t>Který export do časopisu a proč.</w:t>
             </w:r>
           </w:p>
         </w:tc>
@@ -5265,7 +5265,7 @@
           <w:color w:val="17211E"/>
           <w:sz w:val="21"/>
         </w:rPr>
-        <w:t xml:space="preserve">1. Ořez a úprava: </w:t>
+        <w:t xml:space="preserve">1. Ořez a úprava: </w:t>
       </w:r>
       <w:r>
         <w:rPr>
@@ -5273,7 +5273,7 @@
           <w:color w:val="17211E"/>
           <w:sz w:val="21"/>
         </w:rPr>
-        <w:t>Ořízni na 16:9 a uprav jas a kontrast. Zapiš použité hodnoty.</w:t>
+        <w:t>Ořízni na 16:9 a uprav jas a kontrast. Zapiš použité hodnoty.</w:t>
       </w:r>
     </w:p>
     <w:p>
@@ -5286,7 +5286,7 @@
           <w:color w:val="17211E"/>
           <w:sz w:val="21"/>
         </w:rPr>
-        <w:t xml:space="preserve">2. Vrstva s popiskem: </w:t>
+        <w:t xml:space="preserve">2. Vrstva s popiskem: </w:t>
       </w:r>
       <w:r>
         <w:rPr>
@@ -5294,7 +5294,7 @@
           <w:color w:val="17211E"/>
           <w:sz w:val="21"/>
         </w:rPr>
-        <w:t>Přidej textovou vrstvu a ulož pracovní verzi jako uprava.xcf.</w:t>
+        <w:t>Přidej textovou vrstvu a ulož pracovní verzi jako uprava.xcf.</w:t>
       </w:r>
     </w:p>
     <w:p>
@@ -5315,7 +5315,7 @@
           <w:color w:val="17211E"/>
           <w:sz w:val="21"/>
         </w:rPr>
-        <w:t>export_web.jpg, export_tisk.png a export_maly.jpg podle zadání.</w:t>
+        <w:t>export_web.jpg, export_tisk.png a export_maly.jpg podle zadání.</w:t>
       </w:r>
     </w:p>
     <w:p>
@@ -5336,7 +5336,7 @@
           <w:color w:val="17211E"/>
           <w:sz w:val="21"/>
         </w:rPr>
-        <w:t>Soubor uprava.xcf, tři exporty a tabulka s rozměry, velikostmi a účelem.</w:t>
+        <w:t>Soubor uprava.xcf, tři exporty a tabulka s rozměry, velikostmi a účelem.</w:t>
       </w:r>
     </w:p>
     <w:p>
@@ -5370,7 +5370,7 @@
           <w:color w:val="17211E"/>
           <w:sz w:val="21"/>
         </w:rPr>
-        <w:t>Umožňují vracet se k rozhodnutím. Export je slije do jednoho obrazu.</w:t>
+        <w:t>Umožňují vracet se k rozhodnutím. Export je slije do jednoho obrazu.</w:t>
       </w:r>
     </w:p>
     <w:p>
@@ -5391,7 +5391,7 @@
           <w:color w:val="17211E"/>
           <w:sz w:val="21"/>
         </w:rPr>
-        <w:t>Web snese menší rozměr a JPEG. Tisk potřebuje plnou velikost.</w:t>
+        <w:t>Web snese menší rozměr a JPEG. Tisk potřebuje plnou velikost.</w:t>
       </w:r>
     </w:p>
     <w:p>
@@ -5412,7 +5412,7 @@
           <w:color w:val="17211E"/>
           <w:sz w:val="21"/>
         </w:rPr>
-        <w:t>Z exportovaného JPEG už vrstvy ani ztracený detail nezískáš.</w:t>
+        <w:t>Z exportovaného JPEG už vrstvy ani ztracený detail nezískáš.</w:t>
       </w:r>
     </w:p>
     <w:p>
@@ -5460,7 +5460,7 @@
           <w:color w:val="17211E"/>
           <w:sz w:val="21"/>
         </w:rPr>
-        <w:t>Co se stane s vrstvami při exportu do JPEG?</w:t>
+        <w:t>Co se stane s vrstvami při exportu do JPEG?</w:t>
       </w:r>
     </w:p>
     <w:p>
@@ -5488,7 +5488,7 @@
           <w:color w:val="17211E"/>
           <w:sz w:val="21"/>
         </w:rPr>
-        <w:t>Podle čeho volíš šířku v pixelech?</w:t>
+        <w:t>Podle čeho volíš šířku v pixelech?</w:t>
       </w:r>
     </w:p>
     <w:p>
@@ -5501,7 +5501,7 @@
           <w:color w:val="17211E"/>
           <w:sz w:val="24"/>
         </w:rPr>
-        <w:t>Časté omyly a zásah učitele</w:t>
+        <w:t>Časté omyly a zásah učitele</w:t>
       </w:r>
     </w:p>
     <w:tbl>
@@ -5567,7 +5567,7 @@
               <w:rPr>
                 <w:sz w:val="19"/>
               </w:rPr>
-              <w:t>Uložit a exportovat je totéž.</w:t>
+              <w:t>Uložit a exportovat je totéž.</w:t>
             </w:r>
           </w:p>
         </w:tc>
@@ -5583,7 +5583,7 @@
               <w:rPr>
                 <w:sz w:val="19"/>
               </w:rPr>
-              <w:t>V GIMPu je uložení .xcf a export do jpg oddělené; vysvětli proč.</w:t>
+              <w:t>V GIMPu je uložení .xcf a export do jpg oddělené; vysvětli proč.</w:t>
             </w:r>
           </w:p>
         </w:tc>
@@ -5635,7 +5635,7 @@
               <w:rPr>
                 <w:sz w:val="19"/>
               </w:rPr>
-              <w:t>Jas opravím i po exportu.</w:t>
+              <w:t>Jas opravím i po exportu.</w:t>
             </w:r>
           </w:p>
         </w:tc>
@@ -5651,7 +5651,7 @@
               <w:rPr>
                 <w:sz w:val="19"/>
               </w:rPr>
-              <w:t>Po ztrátové kompresi se šum v tmavých místech zvýrazní.</w:t>
+              <w:t>Po ztrátové kompresi se šum v tmavých místech zvýrazní.</w:t>
             </w:r>
           </w:p>
         </w:tc>
@@ -5672,7 +5672,7 @@
           <w:color w:val="17211E"/>
           <w:sz w:val="24"/>
         </w:rPr>
-        <w:t>Diferenciace a technická záloha</w:t>
+        <w:t>Diferenciace a technická záloha</w:t>
       </w:r>
     </w:p>
     <w:tbl>
@@ -5758,7 +5758,7 @@
               <w:rPr>
                 <w:sz w:val="19"/>
               </w:rPr>
-              <w:t>Rozdej postup po krocích se snímky rozhraní; student jen provádí a zapisuje hodnoty.</w:t>
+              <w:t>Rozdej postup po krocích se snímky rozhraní; student jen provádí a zapisuje hodnoty.</w:t>
             </w:r>
           </w:p>
         </w:tc>
@@ -5774,7 +5774,7 @@
               <w:rPr>
                 <w:sz w:val="19"/>
               </w:rPr>
-              <w:t>Student připraví stejný snímek pro tisk i pro web a doloží rozdíl v nastavení.</w:t>
+              <w:t>Student připraví stejný snímek pro tisk i pro web a doloží rozdíl v nastavení.</w:t>
             </w:r>
           </w:p>
         </w:tc>
@@ -5790,7 +5790,7 @@
               <w:rPr>
                 <w:sz w:val="19"/>
               </w:rPr>
-              <w:t>Bez GIMPu veď jako demonstraci na projekci; studenti zapisují postup a rozhodnutí.</w:t>
+              <w:t>Bez GIMPu veď jako demonstraci na projekci; studenti zapisují postup a rozhodnutí.</w:t>
             </w:r>
           </w:p>
         </w:tc>
@@ -5830,7 +5830,7 @@
                 <w:color w:val="17211E"/>
                 <w:sz w:val="20"/>
               </w:rPr>
-              <w:t>Který ze svých tří exportů bys poslal do školního časopisu a proč právě ten?</w:t>
+              <w:t>Který ze svých tří exportů bys poslal do školního časopisu a proč právě ten?</w:t>
             </w:r>
           </w:p>
         </w:tc>
@@ -5869,7 +5869,7 @@
           <w:color w:val="0C8A83"/>
           <w:sz w:val="34"/>
         </w:rPr>
-        <w:t>Vektorová značka v Inkscapu</w:t>
+        <w:t>Vektorová značka v Inkscapu</w:t>
       </w:r>
     </w:p>
     <w:tbl>
@@ -5901,7 +5901,7 @@
                 <w:color w:val="17211E"/>
                 <w:sz w:val="20"/>
               </w:rPr>
-              <w:t>Student vytvoří jednoduchou vektorovou značku ze základních tvarů, ověří její čitelnost v malé velikosti a vyexportuje ji.</w:t>
+              <w:t>Student vytvoří jednoduchou vektorovou značku ze základních tvarů, ověří její čitelnost v malé velikosti a vyexportuje ji.</w:t>
             </w:r>
           </w:p>
         </w:tc>
@@ -5930,7 +5930,7 @@
           <w:color w:val="5C6965"/>
           <w:sz w:val="21"/>
         </w:rPr>
-        <w:t>Objekty a cesty · Text na cesty · Čitelnost</w:t>
+        <w:t>Objekty a cesty · Text na cesty · Čitelnost</w:t>
       </w:r>
     </w:p>
     <w:p>
@@ -5951,7 +5951,7 @@
           <w:color w:val="17211E"/>
           <w:sz w:val="21"/>
         </w:rPr>
-        <w:t>Inkscape, Vektor v Inkscapu.txt</w:t>
+        <w:t>Inkscape, Vektor v Inkscapu.txt</w:t>
       </w:r>
     </w:p>
     <w:p>
@@ -6132,7 +6132,7 @@
               <w:rPr>
                 <w:sz w:val="19"/>
               </w:rPr>
-              <w:t>Objekty a cesty, text na cesty, čitelnost.</w:t>
+              <w:t>Objekty a cesty, text na cesty, čitelnost.</w:t>
             </w:r>
           </w:p>
         </w:tc>
@@ -6232,7 +6232,7 @@
               <w:rPr>
                 <w:sz w:val="19"/>
               </w:rPr>
-              <w:t>Zmenšení náhledu a zjednodušení.</w:t>
+              <w:t>Zmenšení náhledu a zjednodušení.</w:t>
             </w:r>
           </w:p>
         </w:tc>
@@ -6282,7 +6282,7 @@
               <w:rPr>
                 <w:sz w:val="19"/>
               </w:rPr>
-              <w:t>svg a dvě png, porovnání velikostí.</w:t>
+              <w:t>svg a dvě png, porovnání velikostí.</w:t>
             </w:r>
           </w:p>
         </w:tc>
@@ -6332,7 +6332,7 @@
               <w:rPr>
                 <w:sz w:val="19"/>
               </w:rPr>
-              <w:t>Co bylo odebráno a proč to šlo pryč.</w:t>
+              <w:t>Co bylo odebráno a proč to šlo pryč.</w:t>
             </w:r>
           </w:p>
         </w:tc>
@@ -6395,7 +6395,7 @@
           <w:color w:val="17211E"/>
           <w:sz w:val="21"/>
         </w:rPr>
-        <w:t>Zmenši náhled. Pokud značku nepoznáš, zjednoduš ji a zapiš, co jsi odebral.</w:t>
+        <w:t>Zmenši náhled. Pokud značku nepoznáš, zjednoduš ji a zapiš, co jsi odebral.</w:t>
       </w:r>
     </w:p>
     <w:p>
@@ -6416,7 +6416,7 @@
           <w:color w:val="17211E"/>
           <w:sz w:val="21"/>
         </w:rPr>
-        <w:t>Ulož znacka.svg a vyexportuj znacka_512.png a znacka_16.png.</w:t>
+        <w:t>Ulož znacka.svg a vyexportuj znacka_512.png a znacka_16.png.</w:t>
       </w:r>
     </w:p>
     <w:p>
@@ -6437,7 +6437,7 @@
           <w:color w:val="17211E"/>
           <w:sz w:val="21"/>
         </w:rPr>
-        <w:t>Soubor znacka.svg, dva exporty PNG, HEX kódy barev a zápis o zjednodušení.</w:t>
+        <w:t>Soubor znacka.svg, dva exporty PNG, HEX kódy barev a zápis o zjednodušení.</w:t>
       </w:r>
     </w:p>
     <w:p>
@@ -6471,7 +6471,7 @@
           <w:color w:val="17211E"/>
           <w:sz w:val="21"/>
         </w:rPr>
-        <w:t>SVG lze otevřít v textovém editoru; uvidíš souřadnice a barvy.</w:t>
+        <w:t>SVG lze otevřít v textovém editoru; uvidíš souřadnice a barvy.</w:t>
       </w:r>
     </w:p>
     <w:p>
@@ -6492,7 +6492,7 @@
           <w:color w:val="17211E"/>
           <w:sz w:val="21"/>
         </w:rPr>
-        <w:t>Brání záměně písma na cizím počítači nebo v tiskárně.</w:t>
+        <w:t>Brání záměně písma na cizím počítači nebo v tiskárně.</w:t>
       </w:r>
     </w:p>
     <w:p>
@@ -6513,7 +6513,7 @@
           <w:color w:val="17211E"/>
           <w:sz w:val="21"/>
         </w:rPr>
-        <w:t>Co nefunguje v 16 px, nefunguje ani jako ikona.</w:t>
+        <w:t>Co nefunguje v 16 px, nefunguje ani jako ikona.</w:t>
       </w:r>
     </w:p>
     <w:p>
@@ -6534,7 +6534,7 @@
           <w:color w:val="17211E"/>
           <w:sz w:val="21"/>
         </w:rPr>
-        <w:t>Jednoduchá značka v SVG má často méně než kilobajt.</w:t>
+        <w:t>Jednoduchá značka v SVG má často méně než kilobajt.</w:t>
       </w:r>
     </w:p>
     <w:p>
@@ -6575,7 +6575,7 @@
           <w:color w:val="17211E"/>
           <w:sz w:val="21"/>
         </w:rPr>
-        <w:t>Co uvidíš, když otevřeš SVG v poznámkovém bloku?</w:t>
+        <w:t>Co uvidíš, když otevřeš SVG v poznámkovém bloku?</w:t>
       </w:r>
     </w:p>
     <w:p>
@@ -6589,7 +6589,7 @@
           <w:color w:val="17211E"/>
           <w:sz w:val="21"/>
         </w:rPr>
-        <w:t>Který detail v 16 px zmizel jako první?</w:t>
+        <w:t>Který detail v 16 px zmizel jako první?</w:t>
       </w:r>
     </w:p>
     <w:p>
@@ -6602,7 +6602,7 @@
           <w:color w:val="17211E"/>
           <w:sz w:val="24"/>
         </w:rPr>
-        <w:t>Časté omyly a zásah učitele</w:t>
+        <w:t>Časté omyly a zásah učitele</w:t>
       </w:r>
     </w:p>
     <w:tbl>
@@ -6684,7 +6684,7 @@
               <w:rPr>
                 <w:sz w:val="19"/>
               </w:rPr>
-              <w:t>Test v 16 px to vyvrátí okamžitě.</w:t>
+              <w:t>Test v 16 px to vyvrátí okamžitě.</w:t>
             </w:r>
           </w:p>
         </w:tc>
@@ -6718,7 +6718,7 @@
               <w:rPr>
                 <w:sz w:val="19"/>
               </w:rPr>
-              <w:t>Otevři ho v prohlížeči i v textovém editoru.</w:t>
+              <w:t>Otevři ho v prohlížeči i v textovém editoru.</w:t>
             </w:r>
           </w:p>
         </w:tc>
@@ -6752,7 +6752,7 @@
               <w:rPr>
                 <w:sz w:val="19"/>
               </w:rPr>
-              <w:t>Vyžaduj zápis HEX kódů a zdůvodnění kontrastu.</w:t>
+              <w:t>Vyžaduj zápis HEX kódů a zdůvodnění kontrastu.</w:t>
             </w:r>
           </w:p>
         </w:tc>
@@ -6773,7 +6773,7 @@
           <w:color w:val="17211E"/>
           <w:sz w:val="24"/>
         </w:rPr>
-        <w:t>Diferenciace a technická záloha</w:t>
+        <w:t>Diferenciace a technická záloha</w:t>
       </w:r>
     </w:p>
     <w:tbl>
@@ -6859,7 +6859,7 @@
               <w:rPr>
                 <w:sz w:val="19"/>
               </w:rPr>
-              <w:t>Zadej předem tvarovou kostru (kruh a dva tvary), student pouze kombinuje a barví.</w:t>
+              <w:t>Zadej předem tvarovou kostru (kruh a dva tvary), student pouze kombinuje a barví.</w:t>
             </w:r>
           </w:p>
         </w:tc>
@@ -6875,7 +6875,7 @@
               <w:rPr>
                 <w:sz w:val="19"/>
               </w:rPr>
-              <w:t>Student vytvoří jednobarevnou variantu značky pro razítko a zdůvodní úpravy.</w:t>
+              <w:t>Student vytvoří jednobarevnou variantu značky pro razítko a zdůvodní úpravy.</w:t>
             </w:r>
           </w:p>
         </w:tc>
@@ -6931,7 +6931,7 @@
                 <w:color w:val="17211E"/>
                 <w:sz w:val="20"/>
               </w:rPr>
-              <w:t>Co jsi ze své značky odebral, aby byla čitelná v malé velikosti, a proč to šlo pryč?</w:t>
+              <w:t>Co jsi ze své značky odebral, aby byla čitelná v malé velikosti, a proč to šlo pryč?</w:t>
             </w:r>
           </w:p>
         </w:tc>
@@ -6970,7 +6970,7 @@
           <w:color w:val="0C8A83"/>
           <w:sz w:val="34"/>
         </w:rPr>
-        <w:t>Základy práce se zvukem a videem</w:t>
+        <w:t>Základy práce se zvukem a videem</w:t>
       </w:r>
     </w:p>
     <w:tbl>
@@ -7002,7 +7002,7 @@
                 <w:color w:val="17211E"/>
                 <w:sz w:val="20"/>
               </w:rPr>
-              <w:t>Student vysvětlí vzorkování zvuku, vliv rozlišení a snímkové frekvence u videa a rozliší kontejner od kodeku.</w:t>
+              <w:t>Student vysvětlí vzorkování zvuku, vliv rozlišení a snímkové frekvence u videa a rozliší kontejner od kodeku.</w:t>
             </w:r>
           </w:p>
         </w:tc>
@@ -7031,7 +7031,7 @@
           <w:color w:val="5C6965"/>
           <w:sz w:val="21"/>
         </w:rPr>
-        <w:t>Vzorkování · Snímková frekvence · Kontejner a kodek</w:t>
+        <w:t>Vzorkování · Snímková frekvence · Kontejner a kodek</w:t>
       </w:r>
     </w:p>
     <w:p>
@@ -7052,7 +7052,7 @@
           <w:color w:val="17211E"/>
           <w:sz w:val="21"/>
         </w:rPr>
-        <w:t>Laboratoř – vzorkování zvuku.html, Média/, Parametry médií.csv, Zvuk a video.txt — SLUCHÁTKA JSOU PODMÍNKA, NE DOPORUČENÍ: rozdíl mezi 44 100 a 8 000 Hz na reproduktoru ve třídě po třiceti neuslyší nikdo. Když nejsou, pusť dvojici zvuků nahlas při tichu jen jako ukázku a část A veď přes velikosti souborů a tvar vlny v modulu 05; poslech si studenti dodělají doma.</w:t>
+        <w:t>Laboratoř – vzorkování zvuku.html, Média/, Parametry médií.csv, Zvuk a video.txt — SLUCHÁTKA JSOU PODMÍNKA, NE DOPORUČENÍ: rozdíl mezi 44 100 a 8 000 Hz na reproduktoru ve třídě po třiceti neuslyší nikdo. Když nejsou, pusť dvojici zvuků nahlas při tichu jen jako ukázku a část A veď přes velikosti souborů a tvar vlny v modulu 05; poslech si studenti dodělají doma.</w:t>
       </w:r>
     </w:p>
     <w:p>
@@ -7233,7 +7233,7 @@
               <w:rPr>
                 <w:sz w:val="19"/>
               </w:rPr>
-              <w:t>Vzorkování, snímková frekvence, kontejner a kodek.</w:t>
+              <w:t>Vzorkování, snímková frekvence, kontejner a kodek.</w:t>
             </w:r>
           </w:p>
         </w:tc>
@@ -7283,7 +7283,7 @@
               <w:rPr>
                 <w:sz w:val="19"/>
               </w:rPr>
-              <w:t>Modul 05 a poslech čtyř wav souborů.</w:t>
+              <w:t>Modul 05 a poslech čtyř wav souborů.</w:t>
             </w:r>
           </w:p>
         </w:tc>
@@ -7333,7 +7333,7 @@
               <w:rPr>
                 <w:sz w:val="19"/>
               </w:rPr>
-              <w:t>Čtyři varianty mp4, porovnání plynulosti a velikosti.</w:t>
+              <w:t>Čtyři varianty mp4, porovnání plynulosti a velikosti.</w:t>
             </w:r>
           </w:p>
         </w:tc>
@@ -7383,7 +7383,7 @@
               <w:rPr>
                 <w:sz w:val="19"/>
               </w:rPr>
-              <w:t>Doplnění CSV, rozdíl kontejner a kodek.</w:t>
+              <w:t>Doplnění CSV, rozdíl kontejner a kodek.</w:t>
             </w:r>
           </w:p>
         </w:tc>
@@ -7433,7 +7433,7 @@
               <w:rPr>
                 <w:sz w:val="19"/>
               </w:rPr>
-              <w:t>Přirovnání pro kontejner a kodek.</w:t>
+              <w:t>Přirovnání pro kontejner a kodek.</w:t>
             </w:r>
           </w:p>
         </w:tc>
@@ -7475,7 +7475,7 @@
           <w:color w:val="17211E"/>
           <w:sz w:val="21"/>
         </w:rPr>
-        <w:t>Měň hustotu vzorků a počet úrovní. Sleduj, jak se tvar vlny vzdaluje originálu.</w:t>
+        <w:t>Měň hustotu vzorků a počet úrovní. Sleduj, jak se tvar vlny vzdaluje originálu.</w:t>
       </w:r>
     </w:p>
     <w:p>
@@ -7488,7 +7488,7 @@
           <w:color w:val="17211E"/>
           <w:sz w:val="21"/>
         </w:rPr>
-        <w:t xml:space="preserve">2. Poslech a přehrání: </w:t>
+        <w:t xml:space="preserve">2. Poslech a přehrání: </w:t>
       </w:r>
       <w:r>
         <w:rPr>
@@ -7496,7 +7496,7 @@
           <w:color w:val="17211E"/>
           <w:sz w:val="21"/>
         </w:rPr>
-        <w:t>Porovnej čtyři zvuky a čtyři videa ve složce Média.</w:t>
+        <w:t>Porovnej čtyři zvuky a čtyři videa ve složce Média.</w:t>
       </w:r>
     </w:p>
     <w:p>
@@ -7517,7 +7517,7 @@
           <w:color w:val="17211E"/>
           <w:sz w:val="21"/>
         </w:rPr>
-        <w:t>Zapiš velikosti a svá pozorování do Parametry médií.csv.</w:t>
+        <w:t>Zapiš velikosti a svá pozorování do Parametry médií.csv.</w:t>
       </w:r>
     </w:p>
     <w:p>
@@ -7538,7 +7538,7 @@
           <w:color w:val="17211E"/>
           <w:sz w:val="21"/>
         </w:rPr>
-        <w:t>Vyplněné Parametry médií.csv a odpovědi na části A, B a C pracovního listu.</w:t>
+        <w:t>Vyplněné Parametry médií.csv a odpovědi na části A, B a C pracovního listu.</w:t>
       </w:r>
     </w:p>
     <w:p>
@@ -7572,7 +7572,7 @@
           <w:color w:val="17211E"/>
           <w:sz w:val="21"/>
         </w:rPr>
-        <w:t>Málo vzorků ztratí vysoké tóny. Málo úrovní přidá šum a zkreslení.</w:t>
+        <w:t>Málo vzorků ztratí vysoké tóny. Málo úrovní přidá šum a zkreslení.</w:t>
       </w:r>
     </w:p>
     <w:p>
@@ -7593,7 +7593,7 @@
           <w:color w:val="17211E"/>
           <w:sz w:val="21"/>
         </w:rPr>
-        <w:t>Poloviční rozměry znamenají čtvrtinu pixelů a výrazně menší soubor.</w:t>
+        <w:t>Poloviční rozměry znamenají čtvrtinu pixelů a výrazně menší soubor.</w:t>
       </w:r>
     </w:p>
     <w:p>
@@ -7627,7 +7627,7 @@
           <w:color w:val="17211E"/>
           <w:sz w:val="21"/>
         </w:rPr>
-        <w:t xml:space="preserve">Kontejner a kodek: </w:t>
+        <w:t xml:space="preserve">Kontejner a kodek: </w:t>
       </w:r>
       <w:r>
         <w:rPr>
@@ -7676,7 +7676,7 @@
           <w:color w:val="17211E"/>
           <w:sz w:val="21"/>
         </w:rPr>
-        <w:t>Proč nemusí být video s méně snímky menší?</w:t>
+        <w:t>Proč nemusí být video s méně snímky menší?</w:t>
       </w:r>
     </w:p>
     <w:p>
@@ -7690,7 +7690,7 @@
           <w:color w:val="17211E"/>
           <w:sz w:val="21"/>
         </w:rPr>
-        <w:t>Proč se soubor někdy nepřehraje, i když má správnou příponu?</w:t>
+        <w:t>Proč se soubor někdy nepřehraje, i když má správnou příponu?</w:t>
       </w:r>
     </w:p>
     <w:p>
@@ -7703,7 +7703,7 @@
           <w:color w:val="17211E"/>
           <w:sz w:val="24"/>
         </w:rPr>
-        <w:t>Časté omyly a zásah učitele</w:t>
+        <w:t>Časté omyly a zásah učitele</w:t>
       </w:r>
     </w:p>
     <w:tbl>
@@ -7785,7 +7785,7 @@
               <w:rPr>
                 <w:sz w:val="19"/>
               </w:rPr>
-              <w:t>Přípona je obal; kvalitu určuje kodek a nastavení.</w:t>
+              <w:t>Přípona je obal; kvalitu určuje kodek a nastavení.</w:t>
             </w:r>
           </w:p>
         </w:tc>
@@ -7853,7 +7853,7 @@
               <w:rPr>
                 <w:sz w:val="19"/>
               </w:rPr>
-              <w:t>Nad určitou hranicí už rozdíl většina lidí nerozliší; jde o kompromis.</w:t>
+              <w:t>Nad určitou hranicí už rozdíl většina lidí nerozliší; jde o kompromis.</w:t>
             </w:r>
           </w:p>
         </w:tc>
@@ -7874,7 +7874,7 @@
           <w:color w:val="17211E"/>
           <w:sz w:val="24"/>
         </w:rPr>
-        <w:t>Diferenciace a technická záloha</w:t>
+        <w:t>Diferenciace a technická záloha</w:t>
       </w:r>
     </w:p>
     <w:tbl>
@@ -7960,7 +7960,7 @@
               <w:rPr>
                 <w:sz w:val="19"/>
               </w:rPr>
-              <w:t>Zadej pouze část A (zvuk) a nech seřadit soubory podle kvality.</w:t>
+              <w:t>Zadej pouze část A (zvuk) a nech seřadit soubory podle kvality.</w:t>
             </w:r>
           </w:p>
         </w:tc>
@@ -7976,7 +7976,7 @@
               <w:rPr>
                 <w:sz w:val="19"/>
               </w:rPr>
-              <w:t>Student vysvětlí, proč se hudba streamuje jinak než hlas v telefonu.</w:t>
+              <w:t>Student vysvětlí, proč se hudba streamuje jinak než hlas v telefonu.</w:t>
             </w:r>
           </w:p>
         </w:tc>
@@ -7992,7 +7992,7 @@
               <w:rPr>
                 <w:sz w:val="19"/>
               </w:rPr>
-              <w:t>Bez zvuku ve třídě pracuj pouze s modulem 05 a s tabulkou velikostí.</w:t>
+              <w:t>Bez zvuku ve třídě pracuj pouze s modulem 05 a s tabulkou velikostí.</w:t>
             </w:r>
           </w:p>
         </w:tc>
@@ -8032,7 +8032,7 @@
                 <w:color w:val="17211E"/>
                 <w:sz w:val="20"/>
               </w:rPr>
-              <w:t>Vysvětli vlastními slovy rozdíl mezi kontejnerem a kodekem. Použij přirovnání.</w:t>
+              <w:t>Vysvětli vlastními slovy rozdíl mezi kontejnerem a kodekem. Použij přirovnání.</w:t>
             </w:r>
           </w:p>
         </w:tc>
@@ -8071,7 +8071,7 @@
           <w:color w:val="0C8A83"/>
           <w:sz w:val="34"/>
         </w:rPr>
-        <w:t>Infografika a prezentace</w:t>
+        <w:t>Infografika a prezentace</w:t>
       </w:r>
     </w:p>
     <w:tbl>
@@ -8103,7 +8103,7 @@
                 <w:color w:val="17211E"/>
                 <w:sz w:val="20"/>
               </w:rPr>
-              <w:t>Student vytvoří infografiku, která data zobrazuje poctivě, a rozpozná zavádějící zobrazení.</w:t>
+              <w:t>Student vytvoří infografiku, která data zobrazuje poctivě, a rozpozná zavádějící zobrazení.</w:t>
             </w:r>
           </w:p>
         </w:tc>
@@ -8132,7 +8132,7 @@
           <w:color w:val="5C6965"/>
           <w:sz w:val="21"/>
         </w:rPr>
-        <w:t>Osa od nuly · Graf podle dat · Zdroj a omezení</w:t>
+        <w:t>Osa od nuly · Graf podle dat · Zdroj a omezení</w:t>
       </w:r>
     </w:p>
     <w:p>
@@ -8153,7 +8153,7 @@
           <w:color w:val="17211E"/>
           <w:sz w:val="21"/>
         </w:rPr>
-        <w:t>Canva, Infografika v Canvě.txt, Výstupy k posouzení/</w:t>
+        <w:t>Canva, Infografika v Canvě.txt, Výstupy k posouzení/</w:t>
       </w:r>
     </w:p>
     <w:p>
@@ -8284,7 +8284,7 @@
               <w:rPr>
                 <w:sz w:val="19"/>
               </w:rPr>
-              <w:t>Porovnání ukázek A a B: stejná čísla, opačný dojem.</w:t>
+              <w:t>Porovnání ukázek A a B: stejná čísla, opačný dojem.</w:t>
             </w:r>
           </w:p>
         </w:tc>
@@ -8334,7 +8334,7 @@
               <w:rPr>
                 <w:sz w:val="19"/>
               </w:rPr>
-              <w:t>Osa od nuly, graf podle dat, zdroj a omezení.</w:t>
+              <w:t>Osa od nuly, graf podle dat, zdroj a omezení.</w:t>
             </w:r>
           </w:p>
         </w:tc>
@@ -8384,7 +8384,7 @@
               <w:rPr>
                 <w:sz w:val="19"/>
               </w:rPr>
-              <w:t>Pět konkrétních chyb v ukázce B.</w:t>
+              <w:t>Pět konkrétních chyb v ukázce B.</w:t>
             </w:r>
           </w:p>
         </w:tc>
@@ -8534,7 +8534,7 @@
               <w:rPr>
                 <w:sz w:val="19"/>
               </w:rPr>
-              <w:t>Jedna chyba a její oprava.</w:t>
+              <w:t>Jedna chyba a její oprava.</w:t>
             </w:r>
           </w:p>
         </w:tc>
@@ -8576,7 +8576,7 @@
           <w:color w:val="17211E"/>
           <w:sz w:val="21"/>
         </w:rPr>
-        <w:t>Najdi v infografice B alespoň pět konkrétních chyb a zapiš je.</w:t>
+        <w:t>Najdi v infografice B alespoň pět konkrétních chyb a zapiš je.</w:t>
       </w:r>
     </w:p>
     <w:p>
@@ -8618,7 +8618,7 @@
           <w:color w:val="17211E"/>
           <w:sz w:val="21"/>
         </w:rPr>
-        <w:t>Ulož infografika.pdf a infografika.png a zdůvodni volbu formátů.</w:t>
+        <w:t>Ulož infografika.pdf a infografika.png a zdůvodni volbu formátů.</w:t>
       </w:r>
     </w:p>
     <w:p>
@@ -8639,7 +8639,7 @@
           <w:color w:val="17211E"/>
           <w:sz w:val="21"/>
         </w:rPr>
-        <w:t>Seznam pěti chyb v ukázce B, vlastní infografika ve dvou formátech a zdůvodnění.</w:t>
+        <w:t>Seznam pěti chyb v ukázce B, vlastní infografika ve dvou formátech a zdůvodnění.</w:t>
       </w:r>
     </w:p>
     <w:p>
@@ -8673,7 +8673,7 @@
           <w:color w:val="17211E"/>
           <w:sz w:val="21"/>
         </w:rPr>
-        <w:t>Nejčastější způsob, jak z malého rozdílu udělat dramatický.</w:t>
+        <w:t>Nejčastější způsob, jak z malého rozdílu udělat dramatický.</w:t>
       </w:r>
     </w:p>
     <w:p>
@@ -8694,7 +8694,7 @@
           <w:color w:val="17211E"/>
           <w:sz w:val="21"/>
         </w:rPr>
-        <w:t>Zkresluje plochy výsečí. U koláčového grafu se nepoužívá.</w:t>
+        <w:t>Zkresluje plochy výsečí. U koláčového grafu se nepoužívá.</w:t>
       </w:r>
     </w:p>
     <w:p>
@@ -8736,7 +8736,7 @@
           <w:color w:val="17211E"/>
           <w:sz w:val="21"/>
         </w:rPr>
-        <w:t>Uvedení zdroje a omezení není slabina, ale známka kvality.</w:t>
+        <w:t>Uvedení zdroje a omezení není slabina, ale známka kvality.</w:t>
       </w:r>
     </w:p>
     <w:p>
@@ -8763,7 +8763,7 @@
           <w:color w:val="17211E"/>
           <w:sz w:val="21"/>
         </w:rPr>
-        <w:t>Který prvek v ukázce B nejvíc mění dojem z dat?</w:t>
+        <w:t>Který prvek v ukázce B nejvíc mění dojem z dat?</w:t>
       </w:r>
     </w:p>
     <w:p>
@@ -8791,7 +8791,7 @@
           <w:color w:val="17211E"/>
           <w:sz w:val="21"/>
         </w:rPr>
-        <w:t>Co patří k číslům, aby byla ověřitelná?</w:t>
+        <w:t>Co patří k číslům, aby byla ověřitelná?</w:t>
       </w:r>
     </w:p>
     <w:p>
@@ -8804,7 +8804,7 @@
           <w:color w:val="17211E"/>
           <w:sz w:val="24"/>
         </w:rPr>
-        <w:t>Časté omyly a zásah učitele</w:t>
+        <w:t>Časté omyly a zásah učitele</w:t>
       </w:r>
     </w:p>
     <w:tbl>
@@ -8886,7 +8886,7 @@
               <w:rPr>
                 <w:sz w:val="19"/>
               </w:rPr>
-              <w:t>Ukázka B je barevná a přitom zavádějící.</w:t>
+              <w:t>Ukázka B je barevná a přitom zavádějící.</w:t>
             </w:r>
           </w:p>
         </w:tc>
@@ -8920,7 +8920,7 @@
               <w:rPr>
                 <w:sz w:val="19"/>
               </w:rPr>
-              <w:t>Zdroj, vzorek a datum patří k výsledku, ne do poznámky.</w:t>
+              <w:t>Zdroj, vzorek a datum patří k výsledku, ne do poznámky.</w:t>
             </w:r>
           </w:p>
         </w:tc>
@@ -8954,7 +8954,7 @@
               <w:rPr>
                 <w:sz w:val="19"/>
               </w:rPr>
-              <w:t>Zkresluje plochy; u koláče se nepoužívá.</w:t>
+              <w:t>Zkresluje plochy; u koláče se nepoužívá.</w:t>
             </w:r>
           </w:p>
         </w:tc>
@@ -8975,7 +8975,7 @@
           <w:color w:val="17211E"/>
           <w:sz w:val="24"/>
         </w:rPr>
-        <w:t>Diferenciace a technická záloha</w:t>
+        <w:t>Diferenciace a technická záloha</w:t>
       </w:r>
     </w:p>
     <w:tbl>
@@ -9061,7 +9061,7 @@
               <w:rPr>
                 <w:sz w:val="19"/>
               </w:rPr>
-              <w:t>Zadej pouze jednu ze dvou datových sad a hotovou šablonu rozvržení.</w:t>
+              <w:t>Zadej pouze jednu ze dvou datových sad a hotovou šablonu rozvržení.</w:t>
             </w:r>
           </w:p>
         </w:tc>
@@ -9077,7 +9077,7 @@
               <w:rPr>
                 <w:sz w:val="19"/>
               </w:rPr>
-              <w:t>Student vytvoří dvě verze titulku: přesný a přitažlivý, ale nepřehánějící.</w:t>
+              <w:t>Student vytvoří dvě verze titulku: přesný a přitažlivý, ale nepřehánějící.</w:t>
             </w:r>
           </w:p>
         </w:tc>
@@ -9133,7 +9133,7 @@
                 <w:color w:val="17211E"/>
                 <w:sz w:val="20"/>
               </w:rPr>
-              <w:t>Uveď jednu konkrétní chybu z ukázky B a napiš, jak bys ji opravil.</w:t>
+              <w:t>Uveď jednu konkrétní chybu z ukázky B a napiš, jak bys ji opravil.</w:t>
             </w:r>
           </w:p>
         </w:tc>
@@ -9172,7 +9172,7 @@
           <w:color w:val="0C8A83"/>
           <w:sz w:val="34"/>
         </w:rPr>
-        <w:t>Závěrečný výstup a obhajoba</w:t>
+        <w:t>Závěrečný výstup a obhajoba</w:t>
       </w:r>
     </w:p>
     <w:tbl>
@@ -9204,7 +9204,7 @@
                 <w:color w:val="17211E"/>
                 <w:sz w:val="20"/>
               </w:rPr>
-              <w:t>Student propojí dovednosti z celého bloku do jednoho výstupu, doloží svá rozhodnutí a obhájí je.</w:t>
+              <w:t>Student propojí dovednosti z celého bloku do jednoho výstupu, doloží svá rozhodnutí a obhájí je.</w:t>
             </w:r>
           </w:p>
         </w:tc>
@@ -9254,7 +9254,7 @@
           <w:color w:val="17211E"/>
           <w:sz w:val="21"/>
         </w:rPr>
-        <w:t>Závěrečný výstup.txt, nástroje z hodin 4, 5 a 7</w:t>
+        <w:t>Závěrečný výstup.txt, nástroje z hodin 4, 5 a 7</w:t>
       </w:r>
     </w:p>
     <w:p>
@@ -9385,7 +9385,7 @@
               <w:rPr>
                 <w:sz w:val="19"/>
               </w:rPr>
-              <w:t>Výběr varianty A, B nebo C a přečtení rubriky.</w:t>
+              <w:t>Výběr varianty A, B nebo C a přečtení rubriky.</w:t>
             </w:r>
           </w:p>
         </w:tc>
@@ -9435,7 +9435,7 @@
               <w:rPr>
                 <w:sz w:val="19"/>
               </w:rPr>
-              <w:t>Co v jakém nástroji a v jakém formátu.</w:t>
+              <w:t>Co v jakém nástroji a v jakém formátu.</w:t>
             </w:r>
           </w:p>
         </w:tc>
@@ -9485,7 +9485,7 @@
               <w:rPr>
                 <w:sz w:val="19"/>
               </w:rPr>
-              <w:t>Samostatná práce; procházej a ptej se na důvody voleb.</w:t>
+              <w:t>Samostatná práce; procházej a ptej se na důvody voleb.</w:t>
             </w:r>
           </w:p>
         </w:tc>
@@ -9535,7 +9535,7 @@
               <w:rPr>
                 <w:sz w:val="19"/>
               </w:rPr>
-              <w:t>Nejdřív ve dvojicích u stolu naráz (4 min): každý řekne co, proč a co jinak. Pak dva až tři vybrané výstupy před třídou. Celá třída se takto vystřídá; postupné obhajoby jednoho po druhém se do osmi minut nevejdou.</w:t>
+              <w:t>Nejdřív ve dvojicích u stolu naráz (4 min): každý řekne co, proč a co jinak. Pak dva až tři vybrané výstupy před třídou. Celá třída se takto vystřídá; postupné obhajoby jednoho po druhém se do osmi minut nevejdou.</w:t>
             </w:r>
           </w:p>
         </w:tc>
@@ -9585,7 +9585,7 @@
               <w:rPr>
                 <w:sz w:val="19"/>
               </w:rPr>
-              <w:t>Shrnutí bloku a tři osobní zásady.</w:t>
+              <w:t>Shrnutí bloku a tři osobní zásady.</w:t>
             </w:r>
           </w:p>
         </w:tc>
@@ -9627,7 +9627,7 @@
           <w:color w:val="17211E"/>
           <w:sz w:val="21"/>
         </w:rPr>
-        <w:t>Zpracuj vybranou variantu podle povinných prvků v zadání.</w:t>
+        <w:t>Zpracuj vybranou variantu podle povinných prvků v zadání.</w:t>
       </w:r>
     </w:p>
     <w:p>
@@ -9648,7 +9648,7 @@
           <w:color w:val="17211E"/>
           <w:sz w:val="21"/>
         </w:rPr>
-        <w:t>Zapiš rozměry, formáty, velikosti souborů a použité nástroje.</w:t>
+        <w:t>Zapiš rozměry, formáty, velikosti souborů a použité nástroje.</w:t>
       </w:r>
     </w:p>
     <w:p>
@@ -9669,7 +9669,7 @@
           <w:color w:val="17211E"/>
           <w:sz w:val="21"/>
         </w:rPr>
-        <w:t>Připrav tři věty: co jsi zvolil, proč a co bys udělal jinak.</w:t>
+        <w:t>Připrav tři věty: co jsi zvolil, proč a co bys udělal jinak.</w:t>
       </w:r>
     </w:p>
     <w:p>
@@ -9690,7 +9690,7 @@
           <w:color w:val="17211E"/>
           <w:sz w:val="21"/>
         </w:rPr>
-        <w:t>Hotový výstup, vyplněný technický list a tři věty obhajoby.</w:t>
+        <w:t>Hotový výstup, vyplněný technický list a tři věty obhajoby.</w:t>
       </w:r>
     </w:p>
     <w:p>
@@ -9716,7 +9716,7 @@
           <w:color w:val="17211E"/>
           <w:sz w:val="21"/>
         </w:rPr>
-        <w:t xml:space="preserve">Formát a účel: </w:t>
+        <w:t xml:space="preserve">Formát a účel: </w:t>
       </w:r>
       <w:r>
         <w:rPr>
@@ -9724,7 +9724,7 @@
           <w:color w:val="17211E"/>
           <w:sz w:val="21"/>
         </w:rPr>
-        <w:t>Volba formátu vychází z toho, kde bude výstup použit.</w:t>
+        <w:t>Volba formátu vychází z toho, kde bude výstup použit.</w:t>
       </w:r>
     </w:p>
     <w:p>
@@ -9737,7 +9737,7 @@
           <w:color w:val="17211E"/>
           <w:sz w:val="21"/>
         </w:rPr>
-        <w:t xml:space="preserve">Rastr a vektor: </w:t>
+        <w:t xml:space="preserve">Rastr a vektor: </w:t>
       </w:r>
       <w:r>
         <w:rPr>
@@ -9766,7 +9766,7 @@
           <w:color w:val="17211E"/>
           <w:sz w:val="21"/>
         </w:rPr>
-        <w:t>Pokud výstup obsahuje čísla, patří k nim zdroj a omezení.</w:t>
+        <w:t>Pokud výstup obsahuje čísla, patří k nim zdroj a omezení.</w:t>
       </w:r>
     </w:p>
     <w:p>
@@ -9855,7 +9855,7 @@
           <w:color w:val="17211E"/>
           <w:sz w:val="24"/>
         </w:rPr>
-        <w:t>Časté omyly a zásah učitele</w:t>
+        <w:t>Časté omyly a zásah učitele</w:t>
       </w:r>
     </w:p>
     <w:tbl>
@@ -9937,7 +9937,7 @@
               <w:rPr>
                 <w:sz w:val="19"/>
               </w:rPr>
-              <w:t>Vyžaduj technický list a zdůvodnění voleb.</w:t>
+              <w:t>Vyžaduj technický list a zdůvodnění voleb.</w:t>
             </w:r>
           </w:p>
         </w:tc>
@@ -9971,7 +9971,7 @@
               <w:rPr>
                 <w:sz w:val="19"/>
               </w:rPr>
-              <w:t>Volba formátu vychází z cíle a ovlivňuje postup od začátku.</w:t>
+              <w:t>Volba formátu vychází z cíle a ovlivňuje postup od začátku.</w:t>
             </w:r>
           </w:p>
         </w:tc>
@@ -10005,7 +10005,7 @@
               <w:rPr>
                 <w:sz w:val="19"/>
               </w:rPr>
-              <w:t>Vrať se ke kritériím poctivosti z hodiny 7.</w:t>
+              <w:t>Vrať se ke kritériím poctivosti z hodiny 7.</w:t>
             </w:r>
           </w:p>
         </w:tc>
@@ -10026,7 +10026,7 @@
           <w:color w:val="17211E"/>
           <w:sz w:val="24"/>
         </w:rPr>
-        <w:t>Diferenciace a technická záloha</w:t>
+        <w:t>Diferenciace a technická záloha</w:t>
       </w:r>
     </w:p>
     <w:tbl>
@@ -10112,7 +10112,7 @@
               <w:rPr>
                 <w:sz w:val="19"/>
               </w:rPr>
-              <w:t>Přiděl variantu B a poskytni kostru technického listu.</w:t>
+              <w:t>Přiděl variantu B a poskytni kostru technického listu.</w:t>
             </w:r>
           </w:p>
         </w:tc>
@@ -10128,7 +10128,7 @@
               <w:rPr>
                 <w:sz w:val="19"/>
               </w:rPr>
-              <w:t>Student připraví výstup ve dvou verzích: pro tisk a pro web, a rozdíly doloží.</w:t>
+              <w:t>Student připraví výstup ve dvou verzích: pro tisk a pro web, a rozdíly doloží.</w:t>
             </w:r>
           </w:p>
         </w:tc>
@@ -10144,7 +10144,7 @@
               <w:rPr>
                 <w:sz w:val="19"/>
               </w:rPr>
-              <w:t>Výstup lze zpracovat i kombinací papíru a jednoho nástroje; rubrika zůstává stejná.</w:t>
+              <w:t>Výstup lze zpracovat i kombinací papíru a jednoho nástroje; rubrika zůstává stejná.</w:t>
             </w:r>
           </w:p>
         </w:tc>
@@ -10184,7 +10184,7 @@
                 <w:color w:val="17211E"/>
                 <w:sz w:val="20"/>
               </w:rPr>
-              <w:t>Napiš tři vlastní zásady pro práci s grafikou, které si z tohoto bloku odnášíš.</w:t>
+              <w:t>Napiš tři vlastní zásady pro práci s grafikou, které si z tohoto bloku odnášíš.</w:t>
             </w:r>
           </w:p>
         </w:tc>
@@ -10288,7 +10288,7 @@
           <w:color w:val="5C6965"/>
           <w:sz w:val="19"/>
         </w:rPr>
-        <w:t>Práce s cestami a export SVG.</w:t>
+        <w:t>Práce s cestami a export SVG.</w:t>
       </w:r>
     </w:p>
     <w:p>
@@ -10327,7 +10327,7 @@
           <w:color w:val="5C6965"/>
           <w:sz w:val="19"/>
         </w:rPr>
-        <w:t>Přehled formátů, komprese a vhodného použití.</w:t>
+        <w:t>Přehled formátů, komprese a vhodného použití.</w:t>
       </w:r>
     </w:p>
     <w:sectPr>
@@ -10359,7 +10359,7 @@
         <w:rPr>
           <w:sz w:val="19"/>
         </w:rPr>
-        <w:t>Co se do osmi hodin nevešlo: RGB a CMYK, ztrátová komprese zvuku, metadata fotografie.</w:t>
+        <w:t>Co se do osmi hodin nevešlo: RGB a CMYK, ztrátová komprese zvuku, metadata fotografie.</w:t>
       </w:r>
     </w:p>
     <w:p>
@@ -10370,7 +10370,7 @@
         <w:rPr>
           <w:sz w:val="19"/>
         </w:rPr>
-        <w:t>CÍL Student vysvětlí rozdíl mezi mícháním světla a barviva, doloží úsporu ztrátové komprese zvuku a najde ve fotografii metadata včetně polohy.</w:t>
+        <w:t>CÍL Student vysvětlí rozdíl mezi mícháním světla a barviva, doloží úsporu ztrátové komprese zvuku a najde ve fotografii metadata včetně polohy.</w:t>
       </w:r>
     </w:p>
     <w:p>
@@ -10381,7 +10381,7 @@
         <w:rPr>
           <w:sz w:val="19"/>
         </w:rPr>
-        <w:t>Tahle hodina je NEPOVINNÁ a blok se bez ní nerozpadne. Dá se odučit vcelku, nebo rozdělit na tři patnáctiminutové vsuvky do hodin 2, 6 a 8.</w:t>
+        <w:t>Tahle hodina je NEPOVINNÁ a blok se bez ní nerozpadne. Dá se odučit vcelku, nebo rozdělit na tři patnáctiminutové vsuvky do hodin 2, 6 a 8.</w:t>
       </w:r>
     </w:p>
     <w:p>
@@ -10403,7 +10403,7 @@
         <w:rPr>
           <w:sz w:val="19"/>
         </w:rPr>
-        <w:t>Minutový scénář: 0–15 část A (RGB a CMYK) · 15–30 část B (ztrátová komprese zvuku; sluchátka jsou i tady podmínka) · 30–45 část C (metadata fotografie).</w:t>
+        <w:t>Minutový scénář: 0–15 část A (RGB a CMYK) · 15–30 část B (ztrátová komprese zvuku; sluchátka jsou i tady podmínka) · 30–45 část C (metadata fotografie).</w:t>
       </w:r>
     </w:p>
     <w:p>
@@ -10414,7 +10414,7 @@
         <w:rPr>
           <w:sz w:val="19"/>
         </w:rPr>
-        <w:t>Očekávané závěry — RGB a CMYK: Displej barvy sčítá, papír je odčítá. Černá náplň je v tiskárně proto, že smíchané barvivo dá kalnou tmavou, ne čistou černou, a je to levnější. Sytě zelená z obrazovky je mimo dosah tisku.</w:t>
+        <w:t>Očekávané závěry — RGB a CMYK: Displej barvy sčítá, papír je odčítá. Černá náplň je v tiskárně proto, že smíchané barvivo dá kalnou tmavou, ne čistou černou, a je to levnější. Sytě zelená z obrazovky je mimo dosah tisku.</w:t>
       </w:r>
     </w:p>
     <w:p>
@@ -10425,7 +10425,7 @@
         <w:rPr>
           <w:sz w:val="19"/>
         </w:rPr>
-        <w:t>Očekávané závěry — zvuk: AAC je zde 16× menší než WAV. Ztrátová komprese zahazuje to, co posluchač pravděpodobně nezaslechne; u ostrých hran v obrázku stejný trik selhává, protože tam nese informaci každý pixel.</w:t>
+        <w:t>Očekávané závěry — zvuk: AAC je zde 16× menší než WAV. Ztrátová komprese zahazuje to, co posluchač pravděpodobně nezaslechne; u ostrých hran v obrázku stejný trik selhává, protože tam nese informaci každý pixel.</w:t>
       </w:r>
     </w:p>
     <w:p>
@@ -10436,7 +10436,7 @@
         <w:rPr>
           <w:sz w:val="19"/>
         </w:rPr>
-        <w:t>Očekávané závěry — metadata: Snímek nese přístroj, datum a někdy polohu. Kreslený foto_original.png metadata nemá, protože vznikl programově. Poloha se dá v telefonu vypnout.</w:t>
+        <w:t>Očekávané závěry — metadata: Snímek nese přístroj, datum a někdy polohu. Kreslený foto_original.png metadata nemá, protože vznikl programově. Poloha se dá v telefonu vypnout.</w:t>
       </w:r>
     </w:p>
     <w:p>
@@ -10447,7 +10447,7 @@
         <w:rPr>
           <w:sz w:val="19"/>
         </w:rPr>
-        <w:t>Podpora: Část A zvládne každý; u části C rozdej postup, jak otevřít vlastnosti souboru na Windows i na macOS.</w:t>
+        <w:t>Podpora: Část A zvládne každý; u části C rozdej postup, jak otevřít vlastnosti souboru na Windows i na macOS.</w:t>
       </w:r>
     </w:p>
     <w:p>
@@ -10458,7 +10458,7 @@
         <w:rPr>
           <w:sz w:val="19"/>
         </w:rPr>
-        <w:t>Rozšíření: Student najde ve vlastní fotce z telefonu všechna metadata a napíše, která by před odesláním odstranil.</w:t>
+        <w:t>Rozšíření: Student najde ve vlastní fotce z telefonu všechna metadata a napíše, která by před odesláním odstranil.</w:t>
       </w:r>
     </w:p>
     <w:p>
@@ -10469,7 +10469,7 @@
         <w:rPr>
           <w:sz w:val="19"/>
         </w:rPr>
-        <w:t>Když technika selže: Části A a C fungují bez internetu i bez sluchátek. Bez sluchátek zadej jen porovnání velikostí souborů a vysvětlení principu.</w:t>
+        <w:t>Když technika selže: Části A a C fungují bez internetu i bez sluchátek. Bez sluchátek zadej jen porovnání velikostí souborů a vysvětlení principu.</w:t>
       </w:r>
     </w:p>
     <w:p>
@@ -10480,7 +10480,7 @@
         <w:rPr>
           <w:sz w:val="19"/>
         </w:rPr>
-        <w:t>POZOR Metadata ve foto_s_exif.jpg jsou vymyšlená a zapsaná schválně, aby bylo co zkoumat. Fotografie je kreslená, není na ní nikdo skutečný a souřadnice neukazují na ničí bydliště.</w:t>
+        <w:t>POZOR Metadata ve foto_s_exif.jpg jsou vymyšlená a zapsaná schválně, aby bylo co zkoumat. Fotografie je kreslená, není na ní nikdo skutečný a souřadnice neukazují na ničí bydliště.</w:t>
       </w:r>
     </w:p>
   </w:body>
